--- a/Sindhi Muslim/Papers/Class 2/Class 2 - GK.docx
+++ b/Sindhi Muslim/Papers/Class 2/Class 2 - GK.docx
@@ -1,595 +1,77 @@
 
 <file path=word/document.xml><?xml version="1.0" encoding="utf-8"?>
-<w:document xmlns:wpc="http://schemas.microsoft.com/office/word/2010/wordprocessingCanvas" xmlns:cx="http://schemas.microsoft.com/office/drawing/2014/chartex" xmlns:cx1="http://schemas.microsoft.com/office/drawing/2015/9/8/chartex" xmlns:cx2="http://schemas.microsoft.com/office/drawing/2015/10/21/chartex" xmlns:cx3="http://schemas.microsoft.com/office/drawing/2016/5/9/chartex" xmlns:cx4="http://schemas.microsoft.com/office/drawing/2016/5/10/chartex" xmlns:cx5="http://schemas.microsoft.com/office/drawing/2016/5/11/chartex" xmlns:cx6="http://schemas.microsoft.com/office/drawing/2016/5/12/chartex" xmlns:cx7="http://schemas.microsoft.com/office/drawing/2016/5/13/chartex" xmlns:cx8="http://schemas.microsoft.com/office/drawing/2016/5/14/chartex" xmlns:mc="http://schemas.openxmlformats.org/markup-compatibility/2006" xmlns:aink="http://schemas.microsoft.com/office/drawing/2016/ink" xmlns:am3d="http://schemas.microsoft.com/office/drawing/2017/model3d" xmlns:o="urn:schemas-microsoft-com:office:office" xmlns:r="http://schemas.openxmlformats.org/officeDocument/2006/relationships" xmlns:m="http://schemas.openxmlformats.org/officeDocument/2006/math" xmlns:v="urn:schemas-microsoft-com:vml" xmlns:wp14="http://schemas.microsoft.com/office/word/2010/wordprocessingDrawing" xmlns:wp="http://schemas.openxmlformats.org/drawingml/2006/wordprocessingDrawing" xmlns:w10="urn:schemas-microsoft-com:office:word" xmlns:w="http://schemas.openxmlformats.org/wordprocessingml/2006/main" xmlns:w14="http://schemas.microsoft.com/office/word/2010/wordml" xmlns:w15="http://schemas.microsoft.com/office/word/2012/wordml" xmlns:w16cex="http://schemas.microsoft.com/office/word/2018/wordml/cex" xmlns:w16cid="http://schemas.microsoft.com/office/word/2016/wordml/cid" xmlns:w16="http://schemas.microsoft.com/office/word/2018/wordml" xmlns:w16sdtdh="http://schemas.microsoft.com/office/word/2020/wordml/sdtdatahash" xmlns:w16se="http://schemas.microsoft.com/office/word/2015/wordml/symex" xmlns:wpg="http://schemas.microsoft.com/office/word/2010/wordprocessingGroup" xmlns:wpi="http://schemas.microsoft.com/office/word/2010/wordprocessingInk" xmlns:wne="http://schemas.microsoft.com/office/word/2006/wordml" xmlns:wps="http://schemas.microsoft.com/office/word/2010/wordprocessingShape" mc:Ignorable="w14 w15 w16se w16cid w16 w16cex w16sdtdh wp14">
+<w:document xmlns:wpc="http://schemas.microsoft.com/office/word/2010/wordprocessingCanvas" xmlns:cx="http://schemas.microsoft.com/office/drawing/2014/chartex" xmlns:cx1="http://schemas.microsoft.com/office/drawing/2015/9/8/chartex" xmlns:cx2="http://schemas.microsoft.com/office/drawing/2015/10/21/chartex" xmlns:cx3="http://schemas.microsoft.com/office/drawing/2016/5/9/chartex" xmlns:cx4="http://schemas.microsoft.com/office/drawing/2016/5/10/chartex" xmlns:cx5="http://schemas.microsoft.com/office/drawing/2016/5/11/chartex" xmlns:cx6="http://schemas.microsoft.com/office/drawing/2016/5/12/chartex" xmlns:cx7="http://schemas.microsoft.com/office/drawing/2016/5/13/chartex" xmlns:cx8="http://schemas.microsoft.com/office/drawing/2016/5/14/chartex" xmlns:mc="http://schemas.openxmlformats.org/markup-compatibility/2006" xmlns:aink="http://schemas.microsoft.com/office/drawing/2016/ink" xmlns:am3d="http://schemas.microsoft.com/office/drawing/2017/model3d" xmlns:o="urn:schemas-microsoft-com:office:office" xmlns:oel="http://schemas.microsoft.com/office/2019/extlst" xmlns:r="http://schemas.openxmlformats.org/officeDocument/2006/relationships" xmlns:m="http://schemas.openxmlformats.org/officeDocument/2006/math" xmlns:v="urn:schemas-microsoft-com:vml" xmlns:wp14="http://schemas.microsoft.com/office/word/2010/wordprocessingDrawing" xmlns:wp="http://schemas.openxmlformats.org/drawingml/2006/wordprocessingDrawing" xmlns:w10="urn:schemas-microsoft-com:office:word" xmlns:w="http://schemas.openxmlformats.org/wordprocessingml/2006/main" xmlns:w14="http://schemas.microsoft.com/office/word/2010/wordml" xmlns:w15="http://schemas.microsoft.com/office/word/2012/wordml" xmlns:w16cex="http://schemas.microsoft.com/office/word/2018/wordml/cex" xmlns:w16cid="http://schemas.microsoft.com/office/word/2016/wordml/cid" xmlns:w16="http://schemas.microsoft.com/office/word/2018/wordml" xmlns:w16du="http://schemas.microsoft.com/office/word/2023/wordml/word16du" xmlns:w16sdtdh="http://schemas.microsoft.com/office/word/2020/wordml/sdtdatahash" xmlns:w16se="http://schemas.microsoft.com/office/word/2015/wordml/symex" xmlns:wpg="http://schemas.microsoft.com/office/word/2010/wordprocessingGroup" xmlns:wpi="http://schemas.microsoft.com/office/word/2010/wordprocessingInk" xmlns:wne="http://schemas.microsoft.com/office/word/2006/wordml" xmlns:wps="http://schemas.microsoft.com/office/word/2010/wordprocessingShape" mc:Ignorable="w14 w15 w16se w16cid w16 w16cex w16sdtdh w16du wp14">
   <w:body>
-    <w:p>
-      <w:pPr>
-        <w:rPr>
-          <w:rFonts w:ascii="Algerian" w:hAnsi="Algerian"/>
-          <w:sz w:val="36"/>
-          <w:szCs w:val="36"/>
-          <w:u w:val="double"/>
-        </w:rPr>
-      </w:pPr>
-      <w:r>
-        <w:rPr>
-          <w:rFonts w:ascii="Algerian" w:hAnsi="Algerian"/>
-          <w:sz w:val="52"/>
-          <w:szCs w:val="52"/>
-          <w:u w:val="double"/>
-        </w:rPr>
-        <w:t xml:space="preserve">Section “A” </w:t>
-      </w:r>
-      <w:r>
-        <w:rPr>
-          <w:rFonts w:ascii="Algerian" w:hAnsi="Algerian"/>
-          <w:sz w:val="36"/>
-          <w:szCs w:val="36"/>
-          <w:u w:val="double"/>
-        </w:rPr>
-        <w:t>(Objectives)</w:t>
-      </w:r>
-    </w:p>
-    <w:p>
-      <w:r>
-        <w:rPr>
-          <w:b/>
-          <w:bCs/>
-        </w:rPr>
-        <w:t>1-</w:t>
-      </w:r>
-      <w:r>
-        <w:rPr>
-          <w:b/>
-          <w:bCs/>
-        </w:rPr>
-        <w:t>Missing Letters.</w:t>
-      </w:r>
-      <w:r>
-        <w:tab/>
-      </w:r>
-      <w:r>
-        <w:tab/>
-      </w:r>
-    </w:p>
-    <w:p>
-      <w:pPr>
-        <w:pStyle w:val="ListParagraph"/>
-        <w:numPr>
-          <w:ilvl w:val="0"/>
-          <w:numId w:val="1"/>
-        </w:numPr>
-      </w:pPr>
-      <w:proofErr w:type="spellStart"/>
-      <w:r>
-        <w:t>O_r</w:t>
-      </w:r>
-      <w:proofErr w:type="spellEnd"/>
-      <w:r>
-        <w:t xml:space="preserve">.  </w:t>
-      </w:r>
-      <w:r>
-        <w:tab/>
-      </w:r>
-      <w:r>
-        <w:tab/>
-      </w:r>
-      <w:r>
-        <w:tab/>
-      </w:r>
-      <w:r>
-        <w:tab/>
-      </w:r>
-      <w:r>
-        <w:tab/>
-      </w:r>
-      <w:r>
-        <w:tab/>
-      </w:r>
-    </w:p>
-    <w:p>
-      <w:pPr>
-        <w:pStyle w:val="ListParagraph"/>
-        <w:numPr>
-          <w:ilvl w:val="0"/>
-          <w:numId w:val="1"/>
-        </w:numPr>
-      </w:pPr>
-      <w:proofErr w:type="spellStart"/>
-      <w:r>
-        <w:t>P_ovi_ce</w:t>
-      </w:r>
-      <w:proofErr w:type="spellEnd"/>
-      <w:r>
-        <w:t>.</w:t>
-      </w:r>
-      <w:r>
-        <w:tab/>
-      </w:r>
-      <w:r>
-        <w:tab/>
-      </w:r>
-      <w:r>
-        <w:tab/>
-      </w:r>
-    </w:p>
-    <w:p>
-      <w:pPr>
-        <w:pStyle w:val="ListParagraph"/>
-        <w:numPr>
-          <w:ilvl w:val="0"/>
-          <w:numId w:val="1"/>
-        </w:numPr>
-      </w:pPr>
-      <w:proofErr w:type="spellStart"/>
-      <w:r>
-        <w:t>F_unde</w:t>
-      </w:r>
-      <w:proofErr w:type="spellEnd"/>
-      <w:r>
-        <w:t>_</w:t>
-      </w:r>
-      <w:r>
-        <w:tab/>
-      </w:r>
-      <w:r>
-        <w:tab/>
-      </w:r>
-      <w:r>
-        <w:tab/>
-      </w:r>
-      <w:r>
-        <w:tab/>
-      </w:r>
-    </w:p>
-    <w:p>
-      <w:pPr>
-        <w:pStyle w:val="ListParagraph"/>
-        <w:numPr>
-          <w:ilvl w:val="0"/>
-          <w:numId w:val="1"/>
-        </w:numPr>
-      </w:pPr>
-      <w:proofErr w:type="spellStart"/>
-      <w:r>
-        <w:t>E_gland</w:t>
-      </w:r>
-      <w:proofErr w:type="spellEnd"/>
-      <w:r>
-        <w:tab/>
-      </w:r>
-      <w:r>
-        <w:tab/>
-      </w:r>
-      <w:r>
-        <w:tab/>
-      </w:r>
-      <w:r>
-        <w:tab/>
-      </w:r>
-      <w:r>
-        <w:tab/>
-      </w:r>
-    </w:p>
-    <w:p>
-      <w:pPr>
-        <w:pStyle w:val="ListParagraph"/>
-        <w:numPr>
-          <w:ilvl w:val="0"/>
-          <w:numId w:val="1"/>
-        </w:numPr>
-      </w:pPr>
-      <w:r>
-        <w:t>_om_</w:t>
-      </w:r>
-      <w:r>
-        <w:tab/>
-      </w:r>
-      <w:r>
-        <w:tab/>
-      </w:r>
-      <w:r>
-        <w:tab/>
-      </w:r>
-      <w:r>
-        <w:tab/>
-      </w:r>
-      <w:r>
-        <w:tab/>
-      </w:r>
-      <w:r>
-        <w:tab/>
-      </w:r>
-    </w:p>
-    <w:p>
-      <w:pPr>
-        <w:pStyle w:val="ListParagraph"/>
-        <w:numPr>
-          <w:ilvl w:val="0"/>
-          <w:numId w:val="1"/>
-        </w:numPr>
-      </w:pPr>
-      <w:proofErr w:type="spellStart"/>
-      <w:r>
-        <w:t>C_pi_al</w:t>
-      </w:r>
-      <w:proofErr w:type="spellEnd"/>
-      <w:r>
-        <w:tab/>
-      </w:r>
-      <w:r>
-        <w:tab/>
-      </w:r>
-      <w:r>
-        <w:tab/>
-      </w:r>
-      <w:r>
-        <w:tab/>
-      </w:r>
-      <w:r>
-        <w:tab/>
-      </w:r>
-    </w:p>
-    <w:p>
-      <w:r>
-        <w:rPr>
-          <w:b/>
-          <w:bCs/>
-        </w:rPr>
-        <w:t>2-Jumble the words</w:t>
-      </w:r>
-      <w:r>
-        <w:rPr>
-          <w:sz w:val="16"/>
-          <w:szCs w:val="16"/>
-        </w:rPr>
-        <w:t xml:space="preserve">  </w:t>
-      </w:r>
-      <w:r>
-        <w:rPr>
-          <w:sz w:val="16"/>
-          <w:szCs w:val="16"/>
-        </w:rPr>
-        <w:tab/>
-      </w:r>
-      <w:r>
-        <w:tab/>
-      </w:r>
-      <w:r>
-        <w:tab/>
-      </w:r>
-      <w:r>
-        <w:tab/>
-      </w:r>
-      <w:r>
-        <w:tab/>
-      </w:r>
-      <w:r>
-        <w:tab/>
-      </w:r>
-    </w:p>
-    <w:p>
-      <w:pPr>
-        <w:pStyle w:val="ListParagraph"/>
-        <w:numPr>
-          <w:ilvl w:val="0"/>
-          <w:numId w:val="14"/>
-        </w:numPr>
-      </w:pPr>
-      <w:proofErr w:type="spellStart"/>
-      <w:r>
-        <w:t>tryuonc</w:t>
-      </w:r>
-      <w:proofErr w:type="spellEnd"/>
-      <w:r>
-        <w:t xml:space="preserve"> ________</w:t>
-      </w:r>
-    </w:p>
-    <w:p>
-      <w:pPr>
-        <w:pStyle w:val="ListParagraph"/>
-        <w:numPr>
-          <w:ilvl w:val="0"/>
-          <w:numId w:val="14"/>
-        </w:numPr>
-      </w:pPr>
-      <w:proofErr w:type="spellStart"/>
-      <w:r>
-        <w:t>domfree</w:t>
-      </w:r>
-      <w:proofErr w:type="spellEnd"/>
-      <w:r>
-        <w:t xml:space="preserve"> ________</w:t>
-      </w:r>
-    </w:p>
-    <w:p>
-      <w:pPr>
-        <w:pStyle w:val="ListParagraph"/>
-        <w:numPr>
-          <w:ilvl w:val="0"/>
-          <w:numId w:val="14"/>
-        </w:numPr>
-      </w:pPr>
-      <w:proofErr w:type="spellStart"/>
-      <w:r>
-        <w:t>darh</w:t>
-      </w:r>
-      <w:proofErr w:type="spellEnd"/>
-      <w:r>
-        <w:t xml:space="preserve"> _________</w:t>
-      </w:r>
-    </w:p>
-    <w:p>
-      <w:pPr>
-        <w:pStyle w:val="ListParagraph"/>
-        <w:numPr>
-          <w:ilvl w:val="0"/>
-          <w:numId w:val="14"/>
-        </w:numPr>
-      </w:pPr>
-      <w:proofErr w:type="spellStart"/>
-      <w:r>
-        <w:t>tudsy</w:t>
-      </w:r>
-      <w:proofErr w:type="spellEnd"/>
-      <w:r>
-        <w:t xml:space="preserve"> ________</w:t>
-      </w:r>
-    </w:p>
-    <w:p>
-      <w:pPr>
-        <w:pStyle w:val="ListParagraph"/>
-        <w:numPr>
-          <w:ilvl w:val="0"/>
-          <w:numId w:val="14"/>
-        </w:numPr>
-      </w:pPr>
-      <w:proofErr w:type="spellStart"/>
-      <w:r>
-        <w:t>amaizeqduare</w:t>
-      </w:r>
-      <w:proofErr w:type="spellEnd"/>
-      <w:r>
-        <w:t xml:space="preserve"> _________</w:t>
-      </w:r>
-      <w:r>
-        <w:tab/>
-      </w:r>
-    </w:p>
-    <w:p>
-      <w:pPr>
-        <w:pStyle w:val="ListParagraph"/>
-        <w:numPr>
-          <w:ilvl w:val="0"/>
-          <w:numId w:val="14"/>
-        </w:numPr>
-      </w:pPr>
-      <w:r>
-        <w:t>kame ________</w:t>
-      </w:r>
-    </w:p>
-    <w:p>
-      <w:pPr>
-        <w:rPr>
-          <w:b/>
-          <w:bCs/>
-        </w:rPr>
-      </w:pPr>
-      <w:r>
-        <w:rPr>
-          <w:b/>
-          <w:bCs/>
-        </w:rPr>
-        <w:t>3- fill in the blanks.</w:t>
-      </w:r>
-    </w:p>
-    <w:p>
-      <w:pPr>
-        <w:pStyle w:val="ListParagraph"/>
-        <w:numPr>
-          <w:ilvl w:val="0"/>
-          <w:numId w:val="2"/>
-        </w:numPr>
-      </w:pPr>
-      <w:r>
-        <w:t>Muslims fast during the month of __________</w:t>
-      </w:r>
-    </w:p>
-    <w:p>
-      <w:pPr>
-        <w:pStyle w:val="ListParagraph"/>
-        <w:numPr>
-          <w:ilvl w:val="0"/>
-          <w:numId w:val="2"/>
-        </w:numPr>
-      </w:pPr>
-      <w:r>
-        <w:t>There are ______ provinces in Pakistan.</w:t>
-      </w:r>
-    </w:p>
-    <w:p>
-      <w:pPr>
-        <w:pStyle w:val="ListParagraph"/>
-        <w:numPr>
-          <w:ilvl w:val="0"/>
-          <w:numId w:val="2"/>
-        </w:numPr>
-      </w:pPr>
-      <w:r>
-        <w:t>Fasting is _______ activity.</w:t>
-      </w:r>
-    </w:p>
-    <w:p>
-      <w:pPr>
-        <w:pStyle w:val="ListParagraph"/>
-        <w:numPr>
-          <w:ilvl w:val="0"/>
-          <w:numId w:val="2"/>
-        </w:numPr>
-      </w:pPr>
-      <w:r>
-        <w:t>Our ______is beautiful.</w:t>
-      </w:r>
-    </w:p>
-    <w:p>
-      <w:pPr>
-        <w:pStyle w:val="ListParagraph"/>
-        <w:numPr>
-          <w:ilvl w:val="0"/>
-          <w:numId w:val="2"/>
-        </w:numPr>
-      </w:pPr>
-      <w:r>
-        <w:t>When a Muslim plan something to do, he says. __________</w:t>
-      </w:r>
-    </w:p>
-    <w:p>
-      <w:pPr>
-        <w:pStyle w:val="ListParagraph"/>
-        <w:numPr>
-          <w:ilvl w:val="0"/>
-          <w:numId w:val="2"/>
-        </w:numPr>
-      </w:pPr>
-      <w:r>
-        <w:t>We live on _________</w:t>
-      </w:r>
-    </w:p>
-    <w:p>
-      <w:pPr>
-        <w:pStyle w:val="ListParagraph"/>
-        <w:numPr>
-          <w:ilvl w:val="0"/>
-          <w:numId w:val="2"/>
-        </w:numPr>
-      </w:pPr>
-      <w:r>
-        <w:t>Muslims thanks Allah by saying____________</w:t>
-      </w:r>
-    </w:p>
-    <w:p>
-      <w:pPr>
-        <w:pStyle w:val="ListParagraph"/>
-        <w:numPr>
-          <w:ilvl w:val="0"/>
-          <w:numId w:val="2"/>
-        </w:numPr>
-      </w:pPr>
-      <w:r>
-        <w:t>Living things need air, water and ________ to live.</w:t>
-      </w:r>
-    </w:p>
-    <w:p>
-      <w:pPr>
-        <w:pStyle w:val="ListParagraph"/>
-        <w:numPr>
-          <w:ilvl w:val="0"/>
-          <w:numId w:val="2"/>
-        </w:numPr>
-      </w:pPr>
-      <w:r>
-        <w:t>Fasting means to _________ on eating and drinking.</w:t>
-      </w:r>
-    </w:p>
-    <w:p>
-      <w:pPr>
-        <w:pStyle w:val="ListParagraph"/>
-        <w:numPr>
-          <w:ilvl w:val="0"/>
-          <w:numId w:val="2"/>
-        </w:numPr>
-      </w:pPr>
-      <w:r>
-        <w:t>_________ is a natural resource.</w:t>
-      </w:r>
-    </w:p>
-    <w:p>
-      <w:pPr>
-        <w:rPr>
-          <w:b/>
-          <w:bCs/>
-        </w:rPr>
-      </w:pPr>
-      <w:r>
-        <w:rPr>
-          <w:b/>
-          <w:bCs/>
-        </w:rPr>
-        <w:t>4- Tick and cross</w:t>
-      </w:r>
-    </w:p>
-    <w:p>
-      <w:r>
-        <w:t>Q-Tick the living things and cross non-living things.</w:t>
-      </w:r>
-    </w:p>
     <w:tbl>
       <w:tblPr>
         <w:tblStyle w:val="TableGrid"/>
         <w:tblW w:w="0" w:type="auto"/>
+        <w:tblBorders>
+          <w:top w:val="none" w:sz="0" w:space="0" w:color="auto"/>
+          <w:left w:val="none" w:sz="0" w:space="0" w:color="auto"/>
+          <w:bottom w:val="none" w:sz="0" w:space="0" w:color="auto"/>
+          <w:right w:val="none" w:sz="0" w:space="0" w:color="auto"/>
+          <w:insideH w:val="none" w:sz="0" w:space="0" w:color="auto"/>
+          <w:insideV w:val="none" w:sz="0" w:space="0" w:color="auto"/>
+        </w:tblBorders>
         <w:tblLook w:val="04A0" w:firstRow="1" w:lastRow="0" w:firstColumn="1" w:lastColumn="0" w:noHBand="0" w:noVBand="1"/>
       </w:tblPr>
       <w:tblGrid>
-        <w:gridCol w:w="2515"/>
-        <w:gridCol w:w="2250"/>
+        <w:gridCol w:w="4675"/>
+        <w:gridCol w:w="4675"/>
       </w:tblGrid>
       <w:tr>
-        <w:trPr>
-          <w:trHeight w:val="350"/>
-        </w:trPr>
         <w:tc>
           <w:tcPr>
-            <w:tcW w:w="2515" w:type="dxa"/>
+            <w:tcW w:w="4675" w:type="dxa"/>
+            <w:vAlign w:val="center"/>
           </w:tcPr>
           <w:p>
             <w:pPr>
               <w:rPr>
+                <w:rFonts w:asciiTheme="majorBidi" w:hAnsiTheme="majorBidi" w:cstheme="majorBidi"/>
                 <w:b/>
                 <w:bCs/>
-                <w:sz w:val="24"/>
-                <w:szCs w:val="24"/>
+                <w:sz w:val="44"/>
+                <w:szCs w:val="44"/>
               </w:rPr>
             </w:pPr>
             <w:r>
               <w:rPr>
+                <w:rFonts w:asciiTheme="majorBidi" w:hAnsiTheme="majorBidi" w:cstheme="majorBidi"/>
                 <w:b/>
                 <w:bCs/>
-                <w:sz w:val="24"/>
-                <w:szCs w:val="24"/>
+                <w:sz w:val="44"/>
+                <w:szCs w:val="44"/>
               </w:rPr>
-              <w:t>Column A</w:t>
+              <w:t xml:space="preserve">Class = </w:t>
+            </w:r>
+            <w:r>
+              <w:rPr>
+                <w:rFonts w:asciiTheme="majorBidi" w:hAnsiTheme="majorBidi" w:cstheme="majorBidi"/>
+                <w:b/>
+                <w:bCs/>
+                <w:sz w:val="44"/>
+                <w:szCs w:val="44"/>
+              </w:rPr>
+              <w:t>2</w:t>
             </w:r>
           </w:p>
         </w:tc>
         <w:tc>
           <w:tcPr>
-            <w:tcW w:w="2250" w:type="dxa"/>
+            <w:tcW w:w="4675" w:type="dxa"/>
+            <w:vAlign w:val="center"/>
           </w:tcPr>
           <w:p>
             <w:pPr>
-              <w:jc w:val="center"/>
               <w:rPr>
+                <w:rFonts w:asciiTheme="majorBidi" w:hAnsiTheme="majorBidi" w:cstheme="majorBidi"/>
                 <w:b/>
                 <w:bCs/>
-                <w:sz w:val="24"/>
-                <w:szCs w:val="24"/>
-              </w:rPr>
-            </w:pPr>
-            <w:r>
-              <w:rPr>
-                <w:b/>
-                <w:bCs/>
-                <w:sz w:val="24"/>
-                <w:szCs w:val="24"/>
-              </w:rPr>
-              <w:t>Column B</w:t>
-            </w:r>
-          </w:p>
-          <w:p>
-            <w:pPr>
-              <w:rPr>
-                <w:sz w:val="24"/>
-                <w:szCs w:val="24"/>
+                <w:sz w:val="44"/>
+                <w:szCs w:val="44"/>
+                <w:u w:val="double"/>
               </w:rPr>
             </w:pPr>
           </w:p>
@@ -598,40 +80,1201 @@
       <w:tr>
         <w:tc>
           <w:tcPr>
-            <w:tcW w:w="2515" w:type="dxa"/>
+            <w:tcW w:w="4675" w:type="dxa"/>
+            <w:vAlign w:val="center"/>
           </w:tcPr>
           <w:p>
             <w:pPr>
-              <w:pStyle w:val="ListParagraph"/>
-              <w:numPr>
-                <w:ilvl w:val="0"/>
-                <w:numId w:val="12"/>
-              </w:numPr>
-              <w:jc w:val="both"/>
+              <w:rPr>
+                <w:rFonts w:asciiTheme="majorBidi" w:hAnsiTheme="majorBidi" w:cstheme="majorBidi"/>
+                <w:b/>
+                <w:bCs/>
+              </w:rPr>
             </w:pPr>
             <w:r>
-              <w:t>Chair</w:t>
+              <w:rPr>
+                <w:rFonts w:asciiTheme="majorBidi" w:hAnsiTheme="majorBidi" w:cstheme="majorBidi"/>
+                <w:b/>
+                <w:bCs/>
+                <w:sz w:val="44"/>
+                <w:szCs w:val="44"/>
+              </w:rPr>
+              <w:t xml:space="preserve">Paper: </w:t>
+            </w:r>
+            <w:r>
+              <w:rPr>
+                <w:rFonts w:asciiTheme="majorBidi" w:hAnsiTheme="majorBidi" w:cstheme="majorBidi"/>
+                <w:sz w:val="28"/>
+                <w:szCs w:val="28"/>
+              </w:rPr>
+              <w:t>General Knowledge</w:t>
             </w:r>
           </w:p>
         </w:tc>
         <w:tc>
           <w:tcPr>
-            <w:tcW w:w="2250" w:type="dxa"/>
+            <w:tcW w:w="4675" w:type="dxa"/>
+            <w:vAlign w:val="center"/>
           </w:tcPr>
           <w:p>
             <w:pPr>
               <w:rPr>
-                <w:sz w:val="24"/>
-                <w:szCs w:val="24"/>
+                <w:rFonts w:asciiTheme="majorBidi" w:hAnsiTheme="majorBidi" w:cstheme="majorBidi"/>
+                <w:b/>
+                <w:bCs/>
+                <w:sz w:val="44"/>
+                <w:szCs w:val="44"/>
+              </w:rPr>
+            </w:pPr>
+            <w:r>
+              <w:rPr>
+                <w:rFonts w:asciiTheme="majorBidi" w:hAnsiTheme="majorBidi" w:cstheme="majorBidi"/>
+                <w:b/>
+                <w:bCs/>
+                <w:sz w:val="44"/>
+                <w:szCs w:val="44"/>
+              </w:rPr>
+              <w:t>Total Marks: 50</w:t>
+            </w:r>
+          </w:p>
+        </w:tc>
+      </w:tr>
+      <w:tr>
+        <w:tc>
+          <w:tcPr>
+            <w:tcW w:w="4675" w:type="dxa"/>
+            <w:vAlign w:val="center"/>
+          </w:tcPr>
+          <w:p>
+            <w:pPr>
+              <w:rPr>
+                <w:rFonts w:asciiTheme="majorBidi" w:hAnsiTheme="majorBidi" w:cstheme="majorBidi"/>
+                <w:b/>
+                <w:bCs/>
+                <w:sz w:val="44"/>
+                <w:szCs w:val="44"/>
+              </w:rPr>
+            </w:pPr>
+            <w:r>
+              <w:rPr>
+                <w:rFonts w:asciiTheme="majorBidi" w:hAnsiTheme="majorBidi" w:cstheme="majorBidi"/>
+                <w:b/>
+                <w:bCs/>
+                <w:sz w:val="44"/>
+                <w:szCs w:val="44"/>
+              </w:rPr>
+              <w:t>Name: _____________</w:t>
+            </w:r>
+          </w:p>
+        </w:tc>
+        <w:tc>
+          <w:tcPr>
+            <w:tcW w:w="4675" w:type="dxa"/>
+            <w:vAlign w:val="center"/>
+          </w:tcPr>
+          <w:p>
+            <w:pPr>
+              <w:rPr>
+                <w:rFonts w:asciiTheme="majorBidi" w:hAnsiTheme="majorBidi" w:cstheme="majorBidi"/>
+                <w:b/>
+                <w:bCs/>
+                <w:sz w:val="44"/>
+                <w:szCs w:val="44"/>
+              </w:rPr>
+            </w:pPr>
+            <w:r>
+              <w:rPr>
+                <w:rFonts w:asciiTheme="majorBidi" w:hAnsiTheme="majorBidi" w:cstheme="majorBidi"/>
+                <w:b/>
+                <w:bCs/>
+                <w:sz w:val="44"/>
+                <w:szCs w:val="44"/>
+              </w:rPr>
+              <w:t>Date</w:t>
+            </w:r>
+            <w:r>
+              <w:rPr>
+                <w:rFonts w:asciiTheme="majorBidi" w:hAnsiTheme="majorBidi" w:cstheme="majorBidi"/>
+                <w:b/>
+                <w:bCs/>
+                <w:sz w:val="44"/>
+                <w:szCs w:val="44"/>
+              </w:rPr>
+              <w:t>:______________</w:t>
+            </w:r>
+          </w:p>
+        </w:tc>
+      </w:tr>
+    </w:tbl>
+    <w:p/>
+    <w:p>
+      <w:pPr>
+        <w:rPr>
+          <w:rFonts w:ascii="Algerian" w:hAnsi="Algerian"/>
+          <w:sz w:val="36"/>
+          <w:szCs w:val="36"/>
+          <w:u w:val="double"/>
+        </w:rPr>
+      </w:pPr>
+      <w:r>
+        <w:rPr>
+          <w:rFonts w:ascii="Algerian" w:hAnsi="Algerian"/>
+          <w:sz w:val="52"/>
+          <w:szCs w:val="52"/>
+          <w:u w:val="double"/>
+        </w:rPr>
+        <w:t xml:space="preserve">Section “A” </w:t>
+      </w:r>
+      <w:r>
+        <w:rPr>
+          <w:rFonts w:ascii="Algerian" w:hAnsi="Algerian"/>
+          <w:sz w:val="36"/>
+          <w:szCs w:val="36"/>
+          <w:u w:val="double"/>
+        </w:rPr>
+        <w:t>(Objectives)</w:t>
+      </w:r>
+    </w:p>
+    <w:p>
+      <w:r>
+        <w:rPr>
+          <w:b/>
+          <w:bCs/>
+          <w:sz w:val="36"/>
+          <w:szCs w:val="36"/>
+        </w:rPr>
+        <w:t xml:space="preserve">Q1. </w:t>
+      </w:r>
+      <w:r>
+        <w:rPr>
+          <w:b/>
+          <w:bCs/>
+          <w:sz w:val="36"/>
+          <w:szCs w:val="36"/>
+        </w:rPr>
+        <w:t>Missing Letters</w:t>
+      </w:r>
+      <w:r>
+        <w:rPr>
+          <w:b/>
+          <w:bCs/>
+          <w:sz w:val="36"/>
+          <w:szCs w:val="36"/>
+        </w:rPr>
+        <w:t>. (5 Marks)</w:t>
+      </w:r>
+    </w:p>
+    <w:p>
+      <w:pPr>
+        <w:pStyle w:val="ListParagraph"/>
+        <w:numPr>
+          <w:ilvl w:val="0"/>
+          <w:numId w:val="1"/>
+        </w:numPr>
+        <w:spacing w:line="360" w:lineRule="auto"/>
+        <w:rPr>
+          <w:sz w:val="36"/>
+          <w:szCs w:val="36"/>
+        </w:rPr>
+      </w:pPr>
+      <w:r>
+        <w:rPr>
+          <w:sz w:val="36"/>
+          <w:szCs w:val="36"/>
+        </w:rPr>
+        <w:t>O_</w:t>
+      </w:r>
+      <w:r>
+        <w:rPr>
+          <w:sz w:val="36"/>
+          <w:szCs w:val="36"/>
+        </w:rPr>
+        <w:t>__</w:t>
+      </w:r>
+      <w:r>
+        <w:rPr>
+          <w:sz w:val="36"/>
+          <w:szCs w:val="36"/>
+        </w:rPr>
+        <w:t xml:space="preserve">r.  </w:t>
+      </w:r>
+      <w:r>
+        <w:rPr>
+          <w:sz w:val="36"/>
+          <w:szCs w:val="36"/>
+        </w:rPr>
+        <w:tab/>
+      </w:r>
+      <w:r>
+        <w:rPr>
+          <w:sz w:val="36"/>
+          <w:szCs w:val="36"/>
+        </w:rPr>
+        <w:tab/>
+      </w:r>
+      <w:r>
+        <w:rPr>
+          <w:sz w:val="36"/>
+          <w:szCs w:val="36"/>
+        </w:rPr>
+        <w:tab/>
+      </w:r>
+      <w:r>
+        <w:rPr>
+          <w:sz w:val="36"/>
+          <w:szCs w:val="36"/>
+        </w:rPr>
+        <w:tab/>
+      </w:r>
+      <w:r>
+        <w:rPr>
+          <w:sz w:val="36"/>
+          <w:szCs w:val="36"/>
+        </w:rPr>
+        <w:tab/>
+      </w:r>
+      <w:r>
+        <w:rPr>
+          <w:sz w:val="36"/>
+          <w:szCs w:val="36"/>
+        </w:rPr>
+        <w:tab/>
+      </w:r>
+    </w:p>
+    <w:p>
+      <w:pPr>
+        <w:pStyle w:val="ListParagraph"/>
+        <w:numPr>
+          <w:ilvl w:val="0"/>
+          <w:numId w:val="1"/>
+        </w:numPr>
+        <w:spacing w:line="360" w:lineRule="auto"/>
+        <w:rPr>
+          <w:sz w:val="36"/>
+          <w:szCs w:val="36"/>
+        </w:rPr>
+      </w:pPr>
+      <w:r>
+        <w:rPr>
+          <w:sz w:val="36"/>
+          <w:szCs w:val="36"/>
+        </w:rPr>
+        <w:t>P_</w:t>
+      </w:r>
+      <w:r>
+        <w:rPr>
+          <w:sz w:val="36"/>
+          <w:szCs w:val="36"/>
+        </w:rPr>
+        <w:t>__</w:t>
+      </w:r>
+      <w:r>
+        <w:rPr>
+          <w:sz w:val="36"/>
+          <w:szCs w:val="36"/>
+        </w:rPr>
+        <w:t>ovi_</w:t>
+      </w:r>
+      <w:r>
+        <w:rPr>
+          <w:sz w:val="36"/>
+          <w:szCs w:val="36"/>
+        </w:rPr>
+        <w:t>__</w:t>
+      </w:r>
+      <w:r>
+        <w:rPr>
+          <w:sz w:val="36"/>
+          <w:szCs w:val="36"/>
+        </w:rPr>
+        <w:t>ce.</w:t>
+      </w:r>
+      <w:r>
+        <w:rPr>
+          <w:sz w:val="36"/>
+          <w:szCs w:val="36"/>
+        </w:rPr>
+        <w:tab/>
+      </w:r>
+      <w:r>
+        <w:rPr>
+          <w:sz w:val="36"/>
+          <w:szCs w:val="36"/>
+        </w:rPr>
+        <w:tab/>
+      </w:r>
+      <w:r>
+        <w:rPr>
+          <w:sz w:val="36"/>
+          <w:szCs w:val="36"/>
+        </w:rPr>
+        <w:tab/>
+      </w:r>
+    </w:p>
+    <w:p>
+      <w:pPr>
+        <w:pStyle w:val="ListParagraph"/>
+        <w:numPr>
+          <w:ilvl w:val="0"/>
+          <w:numId w:val="1"/>
+        </w:numPr>
+        <w:spacing w:line="360" w:lineRule="auto"/>
+        <w:rPr>
+          <w:sz w:val="36"/>
+          <w:szCs w:val="36"/>
+        </w:rPr>
+      </w:pPr>
+      <w:r>
+        <w:rPr>
+          <w:sz w:val="36"/>
+          <w:szCs w:val="36"/>
+        </w:rPr>
+        <w:t>F_</w:t>
+      </w:r>
+      <w:r>
+        <w:rPr>
+          <w:sz w:val="36"/>
+          <w:szCs w:val="36"/>
+        </w:rPr>
+        <w:t>__</w:t>
+      </w:r>
+      <w:r>
+        <w:rPr>
+          <w:sz w:val="36"/>
+          <w:szCs w:val="36"/>
+        </w:rPr>
+        <w:t>unde</w:t>
+      </w:r>
+      <w:r>
+        <w:rPr>
+          <w:sz w:val="36"/>
+          <w:szCs w:val="36"/>
+        </w:rPr>
+        <w:t>__</w:t>
+      </w:r>
+      <w:r>
+        <w:rPr>
+          <w:sz w:val="36"/>
+          <w:szCs w:val="36"/>
+        </w:rPr>
+        <w:t>_</w:t>
+      </w:r>
+      <w:r>
+        <w:rPr>
+          <w:sz w:val="36"/>
+          <w:szCs w:val="36"/>
+        </w:rPr>
+        <w:tab/>
+      </w:r>
+      <w:r>
+        <w:rPr>
+          <w:sz w:val="36"/>
+          <w:szCs w:val="36"/>
+        </w:rPr>
+        <w:tab/>
+      </w:r>
+      <w:r>
+        <w:rPr>
+          <w:sz w:val="36"/>
+          <w:szCs w:val="36"/>
+        </w:rPr>
+        <w:tab/>
+      </w:r>
+      <w:r>
+        <w:rPr>
+          <w:sz w:val="36"/>
+          <w:szCs w:val="36"/>
+        </w:rPr>
+        <w:tab/>
+      </w:r>
+    </w:p>
+    <w:p>
+      <w:pPr>
+        <w:pStyle w:val="ListParagraph"/>
+        <w:numPr>
+          <w:ilvl w:val="0"/>
+          <w:numId w:val="1"/>
+        </w:numPr>
+        <w:spacing w:line="360" w:lineRule="auto"/>
+        <w:rPr>
+          <w:sz w:val="36"/>
+          <w:szCs w:val="36"/>
+        </w:rPr>
+      </w:pPr>
+      <w:r>
+        <w:rPr>
+          <w:sz w:val="36"/>
+          <w:szCs w:val="36"/>
+        </w:rPr>
+        <w:t>E_</w:t>
+      </w:r>
+      <w:r>
+        <w:rPr>
+          <w:sz w:val="36"/>
+          <w:szCs w:val="36"/>
+        </w:rPr>
+        <w:t>__</w:t>
+      </w:r>
+      <w:r>
+        <w:rPr>
+          <w:sz w:val="36"/>
+          <w:szCs w:val="36"/>
+        </w:rPr>
+        <w:t>gland</w:t>
+      </w:r>
+      <w:r>
+        <w:rPr>
+          <w:sz w:val="36"/>
+          <w:szCs w:val="36"/>
+        </w:rPr>
+        <w:tab/>
+      </w:r>
+      <w:r>
+        <w:rPr>
+          <w:sz w:val="36"/>
+          <w:szCs w:val="36"/>
+        </w:rPr>
+        <w:tab/>
+      </w:r>
+      <w:r>
+        <w:rPr>
+          <w:sz w:val="36"/>
+          <w:szCs w:val="36"/>
+        </w:rPr>
+        <w:tab/>
+      </w:r>
+      <w:r>
+        <w:rPr>
+          <w:sz w:val="36"/>
+          <w:szCs w:val="36"/>
+        </w:rPr>
+        <w:tab/>
+      </w:r>
+      <w:r>
+        <w:rPr>
+          <w:sz w:val="36"/>
+          <w:szCs w:val="36"/>
+        </w:rPr>
+        <w:tab/>
+      </w:r>
+    </w:p>
+    <w:p>
+      <w:pPr>
+        <w:pStyle w:val="ListParagraph"/>
+        <w:numPr>
+          <w:ilvl w:val="0"/>
+          <w:numId w:val="1"/>
+        </w:numPr>
+        <w:spacing w:line="360" w:lineRule="auto"/>
+        <w:rPr>
+          <w:sz w:val="36"/>
+          <w:szCs w:val="36"/>
+        </w:rPr>
+      </w:pPr>
+      <w:r>
+        <w:rPr>
+          <w:sz w:val="36"/>
+          <w:szCs w:val="36"/>
+        </w:rPr>
+        <w:t>_</w:t>
+      </w:r>
+      <w:r>
+        <w:rPr>
+          <w:sz w:val="36"/>
+          <w:szCs w:val="36"/>
+        </w:rPr>
+        <w:t>__</w:t>
+      </w:r>
+      <w:r>
+        <w:rPr>
+          <w:sz w:val="36"/>
+          <w:szCs w:val="36"/>
+        </w:rPr>
+        <w:t>om</w:t>
+      </w:r>
+      <w:r>
+        <w:rPr>
+          <w:sz w:val="36"/>
+          <w:szCs w:val="36"/>
+        </w:rPr>
+        <w:t>__</w:t>
+      </w:r>
+      <w:r>
+        <w:rPr>
+          <w:sz w:val="36"/>
+          <w:szCs w:val="36"/>
+        </w:rPr>
+        <w:t>_</w:t>
+      </w:r>
+    </w:p>
+    <w:p>
+      <w:pPr>
+        <w:pStyle w:val="ListParagraph"/>
+        <w:numPr>
+          <w:ilvl w:val="0"/>
+          <w:numId w:val="1"/>
+        </w:numPr>
+        <w:spacing w:line="360" w:lineRule="auto"/>
+        <w:rPr>
+          <w:sz w:val="36"/>
+          <w:szCs w:val="36"/>
+        </w:rPr>
+      </w:pPr>
+      <w:r>
+        <w:rPr>
+          <w:sz w:val="36"/>
+          <w:szCs w:val="36"/>
+        </w:rPr>
+        <w:t>C_</w:t>
+      </w:r>
+      <w:r>
+        <w:rPr>
+          <w:sz w:val="36"/>
+          <w:szCs w:val="36"/>
+        </w:rPr>
+        <w:t>__</w:t>
+      </w:r>
+      <w:r>
+        <w:rPr>
+          <w:sz w:val="36"/>
+          <w:szCs w:val="36"/>
+        </w:rPr>
+        <w:t>pi</w:t>
+      </w:r>
+      <w:r>
+        <w:rPr>
+          <w:sz w:val="36"/>
+          <w:szCs w:val="36"/>
+        </w:rPr>
+        <w:t>__</w:t>
+      </w:r>
+      <w:r>
+        <w:rPr>
+          <w:sz w:val="36"/>
+          <w:szCs w:val="36"/>
+        </w:rPr>
+        <w:t>_al</w:t>
+      </w:r>
+      <w:r>
+        <w:rPr>
+          <w:sz w:val="36"/>
+          <w:szCs w:val="36"/>
+        </w:rPr>
+        <w:tab/>
+      </w:r>
+      <w:r>
+        <w:tab/>
+      </w:r>
+      <w:r>
+        <w:tab/>
+      </w:r>
+      <w:r>
+        <w:tab/>
+      </w:r>
+      <w:r>
+        <w:tab/>
+      </w:r>
+    </w:p>
+    <w:p>
+      <w:r>
+        <w:rPr>
+          <w:b/>
+          <w:bCs/>
+          <w:sz w:val="36"/>
+          <w:szCs w:val="36"/>
+        </w:rPr>
+        <w:t xml:space="preserve">Q2. </w:t>
+      </w:r>
+      <w:r>
+        <w:rPr>
+          <w:b/>
+          <w:bCs/>
+          <w:sz w:val="36"/>
+          <w:szCs w:val="36"/>
+        </w:rPr>
+        <w:t>Jumble the words</w:t>
+      </w:r>
+      <w:r>
+        <w:rPr>
+          <w:b/>
+          <w:bCs/>
+          <w:sz w:val="36"/>
+          <w:szCs w:val="36"/>
+        </w:rPr>
+        <w:t>. (5 Marks)</w:t>
+      </w:r>
+      <w:r>
+        <w:tab/>
+      </w:r>
+      <w:r>
+        <w:tab/>
+      </w:r>
+      <w:r>
+        <w:tab/>
+      </w:r>
+      <w:r>
+        <w:tab/>
+      </w:r>
+    </w:p>
+    <w:p>
+      <w:pPr>
+        <w:pStyle w:val="ListParagraph"/>
+        <w:numPr>
+          <w:ilvl w:val="0"/>
+          <w:numId w:val="15"/>
+        </w:numPr>
+        <w:spacing w:line="360" w:lineRule="auto"/>
+        <w:rPr>
+          <w:sz w:val="36"/>
+          <w:szCs w:val="36"/>
+        </w:rPr>
+      </w:pPr>
+      <w:r>
+        <w:rPr>
+          <w:sz w:val="36"/>
+          <w:szCs w:val="36"/>
+        </w:rPr>
+        <w:t>tryuonc ________</w:t>
+      </w:r>
+    </w:p>
+    <w:p>
+      <w:pPr>
+        <w:pStyle w:val="ListParagraph"/>
+        <w:numPr>
+          <w:ilvl w:val="0"/>
+          <w:numId w:val="15"/>
+        </w:numPr>
+        <w:spacing w:line="360" w:lineRule="auto"/>
+        <w:rPr>
+          <w:sz w:val="36"/>
+          <w:szCs w:val="36"/>
+        </w:rPr>
+      </w:pPr>
+      <w:r>
+        <w:rPr>
+          <w:sz w:val="36"/>
+          <w:szCs w:val="36"/>
+        </w:rPr>
+        <w:t>domfree ________</w:t>
+      </w:r>
+    </w:p>
+    <w:p>
+      <w:pPr>
+        <w:pStyle w:val="ListParagraph"/>
+        <w:numPr>
+          <w:ilvl w:val="0"/>
+          <w:numId w:val="15"/>
+        </w:numPr>
+        <w:spacing w:line="360" w:lineRule="auto"/>
+        <w:rPr>
+          <w:sz w:val="36"/>
+          <w:szCs w:val="36"/>
+        </w:rPr>
+      </w:pPr>
+      <w:r>
+        <w:rPr>
+          <w:sz w:val="36"/>
+          <w:szCs w:val="36"/>
+        </w:rPr>
+        <w:t>darh _________</w:t>
+      </w:r>
+    </w:p>
+    <w:p>
+      <w:pPr>
+        <w:pStyle w:val="ListParagraph"/>
+        <w:numPr>
+          <w:ilvl w:val="0"/>
+          <w:numId w:val="15"/>
+        </w:numPr>
+        <w:spacing w:line="360" w:lineRule="auto"/>
+        <w:rPr>
+          <w:sz w:val="36"/>
+          <w:szCs w:val="36"/>
+        </w:rPr>
+      </w:pPr>
+      <w:r>
+        <w:rPr>
+          <w:sz w:val="36"/>
+          <w:szCs w:val="36"/>
+        </w:rPr>
+        <w:t>tudsy ________</w:t>
+      </w:r>
+    </w:p>
+    <w:p>
+      <w:pPr>
+        <w:pStyle w:val="ListParagraph"/>
+        <w:numPr>
+          <w:ilvl w:val="0"/>
+          <w:numId w:val="15"/>
+        </w:numPr>
+        <w:spacing w:line="360" w:lineRule="auto"/>
+        <w:rPr>
+          <w:sz w:val="36"/>
+          <w:szCs w:val="36"/>
+        </w:rPr>
+      </w:pPr>
+      <w:r>
+        <w:rPr>
+          <w:sz w:val="36"/>
+          <w:szCs w:val="36"/>
+        </w:rPr>
+        <w:t>A</w:t>
+      </w:r>
+      <w:r>
+        <w:rPr>
+          <w:sz w:val="36"/>
+          <w:szCs w:val="36"/>
+        </w:rPr>
+        <w:t>maizeqduare _________</w:t>
+      </w:r>
+      <w:r>
+        <w:rPr>
+          <w:sz w:val="36"/>
+          <w:szCs w:val="36"/>
+        </w:rPr>
+        <w:tab/>
+      </w:r>
+    </w:p>
+    <w:p>
+      <w:pPr>
+        <w:pStyle w:val="ListParagraph"/>
+        <w:numPr>
+          <w:ilvl w:val="0"/>
+          <w:numId w:val="15"/>
+        </w:numPr>
+        <w:spacing w:line="360" w:lineRule="auto"/>
+        <w:rPr>
+          <w:sz w:val="36"/>
+          <w:szCs w:val="36"/>
+        </w:rPr>
+      </w:pPr>
+      <w:r>
+        <w:rPr>
+          <w:sz w:val="36"/>
+          <w:szCs w:val="36"/>
+        </w:rPr>
+        <w:t>kame ________</w:t>
+      </w:r>
+    </w:p>
+    <w:p>
+      <w:pPr>
+        <w:rPr>
+          <w:b/>
+          <w:bCs/>
+        </w:rPr>
+      </w:pPr>
+      <w:r>
+        <w:rPr>
+          <w:b/>
+          <w:bCs/>
+        </w:rPr>
+        <w:br w:type="page"/>
+      </w:r>
+    </w:p>
+    <w:p>
+      <w:pPr>
+        <w:rPr>
+          <w:b/>
+          <w:bCs/>
+          <w:sz w:val="36"/>
+          <w:szCs w:val="36"/>
+        </w:rPr>
+      </w:pPr>
+      <w:r>
+        <w:rPr>
+          <w:b/>
+          <w:bCs/>
+          <w:sz w:val="36"/>
+          <w:szCs w:val="36"/>
+        </w:rPr>
+        <w:lastRenderedPageBreak/>
+        <w:t>Q3. F</w:t>
+      </w:r>
+      <w:r>
+        <w:rPr>
+          <w:b/>
+          <w:bCs/>
+          <w:sz w:val="36"/>
+          <w:szCs w:val="36"/>
+        </w:rPr>
+        <w:t xml:space="preserve">ill in the </w:t>
+      </w:r>
+      <w:r>
+        <w:rPr>
+          <w:b/>
+          <w:bCs/>
+          <w:sz w:val="36"/>
+          <w:szCs w:val="36"/>
+        </w:rPr>
+        <w:t>B</w:t>
+      </w:r>
+      <w:r>
+        <w:rPr>
+          <w:b/>
+          <w:bCs/>
+          <w:sz w:val="36"/>
+          <w:szCs w:val="36"/>
+        </w:rPr>
+        <w:t>lanks.</w:t>
+      </w:r>
+      <w:r>
+        <w:rPr>
+          <w:b/>
+          <w:bCs/>
+          <w:sz w:val="36"/>
+          <w:szCs w:val="36"/>
+        </w:rPr>
+        <w:t xml:space="preserve"> (5 Marks)</w:t>
+      </w:r>
+    </w:p>
+    <w:p>
+      <w:pPr>
+        <w:pStyle w:val="ListParagraph"/>
+        <w:numPr>
+          <w:ilvl w:val="0"/>
+          <w:numId w:val="2"/>
+        </w:numPr>
+        <w:spacing w:line="360" w:lineRule="auto"/>
+        <w:rPr>
+          <w:sz w:val="32"/>
+          <w:szCs w:val="32"/>
+        </w:rPr>
+      </w:pPr>
+      <w:r>
+        <w:rPr>
+          <w:sz w:val="32"/>
+          <w:szCs w:val="32"/>
+        </w:rPr>
+        <w:t>Muslims fast during the month of __________</w:t>
+      </w:r>
+    </w:p>
+    <w:p>
+      <w:pPr>
+        <w:pStyle w:val="ListParagraph"/>
+        <w:numPr>
+          <w:ilvl w:val="0"/>
+          <w:numId w:val="2"/>
+        </w:numPr>
+        <w:spacing w:line="360" w:lineRule="auto"/>
+        <w:rPr>
+          <w:sz w:val="32"/>
+          <w:szCs w:val="32"/>
+        </w:rPr>
+      </w:pPr>
+      <w:r>
+        <w:rPr>
+          <w:sz w:val="32"/>
+          <w:szCs w:val="32"/>
+        </w:rPr>
+        <w:t>There are ______ provinces in Pakistan.</w:t>
+      </w:r>
+    </w:p>
+    <w:p>
+      <w:pPr>
+        <w:pStyle w:val="ListParagraph"/>
+        <w:numPr>
+          <w:ilvl w:val="0"/>
+          <w:numId w:val="2"/>
+        </w:numPr>
+        <w:spacing w:line="360" w:lineRule="auto"/>
+        <w:rPr>
+          <w:sz w:val="32"/>
+          <w:szCs w:val="32"/>
+        </w:rPr>
+      </w:pPr>
+      <w:r>
+        <w:rPr>
+          <w:sz w:val="32"/>
+          <w:szCs w:val="32"/>
+        </w:rPr>
+        <w:t>Fasting is _______ activity.</w:t>
+      </w:r>
+    </w:p>
+    <w:p>
+      <w:pPr>
+        <w:pStyle w:val="ListParagraph"/>
+        <w:numPr>
+          <w:ilvl w:val="0"/>
+          <w:numId w:val="2"/>
+        </w:numPr>
+        <w:spacing w:line="360" w:lineRule="auto"/>
+        <w:rPr>
+          <w:sz w:val="32"/>
+          <w:szCs w:val="32"/>
+        </w:rPr>
+      </w:pPr>
+      <w:r>
+        <w:rPr>
+          <w:sz w:val="32"/>
+          <w:szCs w:val="32"/>
+        </w:rPr>
+        <w:t>Our ______is beautiful.</w:t>
+      </w:r>
+    </w:p>
+    <w:p>
+      <w:pPr>
+        <w:pStyle w:val="ListParagraph"/>
+        <w:numPr>
+          <w:ilvl w:val="0"/>
+          <w:numId w:val="2"/>
+        </w:numPr>
+        <w:spacing w:line="360" w:lineRule="auto"/>
+        <w:rPr>
+          <w:sz w:val="32"/>
+          <w:szCs w:val="32"/>
+        </w:rPr>
+      </w:pPr>
+      <w:r>
+        <w:rPr>
+          <w:sz w:val="32"/>
+          <w:szCs w:val="32"/>
+        </w:rPr>
+        <w:t>When a Muslim plan something to do, he says. __________</w:t>
+      </w:r>
+    </w:p>
+    <w:p>
+      <w:pPr>
+        <w:pStyle w:val="ListParagraph"/>
+        <w:numPr>
+          <w:ilvl w:val="0"/>
+          <w:numId w:val="2"/>
+        </w:numPr>
+        <w:spacing w:line="360" w:lineRule="auto"/>
+        <w:rPr>
+          <w:sz w:val="32"/>
+          <w:szCs w:val="32"/>
+        </w:rPr>
+      </w:pPr>
+      <w:r>
+        <w:rPr>
+          <w:sz w:val="32"/>
+          <w:szCs w:val="32"/>
+        </w:rPr>
+        <w:t>We live on _________</w:t>
+      </w:r>
+    </w:p>
+    <w:p>
+      <w:pPr>
+        <w:pStyle w:val="ListParagraph"/>
+        <w:numPr>
+          <w:ilvl w:val="0"/>
+          <w:numId w:val="2"/>
+        </w:numPr>
+        <w:spacing w:line="360" w:lineRule="auto"/>
+        <w:rPr>
+          <w:sz w:val="32"/>
+          <w:szCs w:val="32"/>
+        </w:rPr>
+      </w:pPr>
+      <w:r>
+        <w:rPr>
+          <w:sz w:val="32"/>
+          <w:szCs w:val="32"/>
+        </w:rPr>
+        <w:t>Muslims thanks Allah by saying____________</w:t>
+      </w:r>
+    </w:p>
+    <w:p>
+      <w:pPr>
+        <w:pStyle w:val="ListParagraph"/>
+        <w:numPr>
+          <w:ilvl w:val="0"/>
+          <w:numId w:val="2"/>
+        </w:numPr>
+        <w:spacing w:line="360" w:lineRule="auto"/>
+        <w:rPr>
+          <w:sz w:val="32"/>
+          <w:szCs w:val="32"/>
+        </w:rPr>
+      </w:pPr>
+      <w:r>
+        <w:rPr>
+          <w:sz w:val="32"/>
+          <w:szCs w:val="32"/>
+        </w:rPr>
+        <w:t>Living things need air, water and ________ to live.</w:t>
+      </w:r>
+    </w:p>
+    <w:p>
+      <w:pPr>
+        <w:pStyle w:val="ListParagraph"/>
+        <w:numPr>
+          <w:ilvl w:val="0"/>
+          <w:numId w:val="2"/>
+        </w:numPr>
+        <w:spacing w:line="360" w:lineRule="auto"/>
+        <w:rPr>
+          <w:sz w:val="32"/>
+          <w:szCs w:val="32"/>
+        </w:rPr>
+      </w:pPr>
+      <w:r>
+        <w:rPr>
+          <w:sz w:val="32"/>
+          <w:szCs w:val="32"/>
+        </w:rPr>
+        <w:t>Fasting means to _________ on eating and drinking.</w:t>
+      </w:r>
+    </w:p>
+    <w:p>
+      <w:pPr>
+        <w:pStyle w:val="ListParagraph"/>
+        <w:numPr>
+          <w:ilvl w:val="0"/>
+          <w:numId w:val="2"/>
+        </w:numPr>
+        <w:spacing w:line="360" w:lineRule="auto"/>
+        <w:rPr>
+          <w:sz w:val="32"/>
+          <w:szCs w:val="32"/>
+        </w:rPr>
+      </w:pPr>
+      <w:r>
+        <w:rPr>
+          <w:sz w:val="32"/>
+          <w:szCs w:val="32"/>
+        </w:rPr>
+        <w:t>_</w:t>
+      </w:r>
+      <w:r>
+        <w:rPr>
+          <w:sz w:val="32"/>
+          <w:szCs w:val="32"/>
+        </w:rPr>
+        <w:t>_________ is a natural resource.</w:t>
+      </w:r>
+    </w:p>
+    <w:p>
+      <w:pPr>
+        <w:rPr>
+          <w:b/>
+          <w:bCs/>
+          <w:sz w:val="36"/>
+          <w:szCs w:val="36"/>
+        </w:rPr>
+      </w:pPr>
+      <w:r>
+        <w:rPr>
+          <w:b/>
+          <w:bCs/>
+          <w:sz w:val="36"/>
+          <w:szCs w:val="36"/>
+        </w:rPr>
+        <w:t xml:space="preserve">Q4. </w:t>
+      </w:r>
+      <w:r>
+        <w:rPr>
+          <w:b/>
+          <w:bCs/>
+          <w:sz w:val="36"/>
+          <w:szCs w:val="36"/>
+        </w:rPr>
+        <w:t>Tick and cross</w:t>
+      </w:r>
+      <w:r>
+        <w:rPr>
+          <w:b/>
+          <w:bCs/>
+          <w:sz w:val="36"/>
+          <w:szCs w:val="36"/>
+        </w:rPr>
+        <w:t>. (5 Marks)</w:t>
+      </w:r>
+    </w:p>
+    <w:p>
+      <w:pPr>
+        <w:rPr>
+          <w:sz w:val="32"/>
+          <w:szCs w:val="32"/>
+        </w:rPr>
+      </w:pPr>
+      <w:r>
+        <w:rPr>
+          <w:sz w:val="32"/>
+          <w:szCs w:val="32"/>
+        </w:rPr>
+        <w:t>Tick the living things and cross non-living things.</w:t>
+      </w:r>
+    </w:p>
+    <w:tbl>
+      <w:tblPr>
+        <w:tblStyle w:val="TableGrid"/>
+        <w:tblW w:w="0" w:type="auto"/>
+        <w:tblLook w:val="04A0" w:firstRow="1" w:lastRow="0" w:firstColumn="1" w:lastColumn="0" w:noHBand="0" w:noVBand="1"/>
+      </w:tblPr>
+      <w:tblGrid>
+        <w:gridCol w:w="4320"/>
+        <w:gridCol w:w="4320"/>
+      </w:tblGrid>
+      <w:tr>
+        <w:trPr>
+          <w:trHeight w:val="720"/>
+        </w:trPr>
+        <w:tc>
+          <w:tcPr>
+            <w:tcW w:w="4320" w:type="dxa"/>
+          </w:tcPr>
+          <w:p>
+            <w:pPr>
+              <w:rPr>
+                <w:b/>
+                <w:bCs/>
+                <w:sz w:val="40"/>
+                <w:szCs w:val="40"/>
+              </w:rPr>
+            </w:pPr>
+            <w:r>
+              <w:rPr>
+                <w:b/>
+                <w:bCs/>
+                <w:sz w:val="40"/>
+                <w:szCs w:val="40"/>
+              </w:rPr>
+              <w:t>Column A</w:t>
+            </w:r>
+          </w:p>
+        </w:tc>
+        <w:tc>
+          <w:tcPr>
+            <w:tcW w:w="4320" w:type="dxa"/>
+          </w:tcPr>
+          <w:p>
+            <w:pPr>
+              <w:jc w:val="center"/>
+              <w:rPr>
+                <w:b/>
+                <w:bCs/>
+                <w:sz w:val="40"/>
+                <w:szCs w:val="40"/>
+              </w:rPr>
+            </w:pPr>
+            <w:r>
+              <w:rPr>
+                <w:b/>
+                <w:bCs/>
+                <w:sz w:val="40"/>
+                <w:szCs w:val="40"/>
+              </w:rPr>
+              <w:t>Column B</w:t>
+            </w:r>
+          </w:p>
+          <w:p>
+            <w:pPr>
+              <w:rPr>
+                <w:sz w:val="40"/>
+                <w:szCs w:val="40"/>
               </w:rPr>
             </w:pPr>
           </w:p>
         </w:tc>
       </w:tr>
       <w:tr>
+        <w:trPr>
+          <w:trHeight w:val="720"/>
+        </w:trPr>
         <w:tc>
           <w:tcPr>
-            <w:tcW w:w="2515" w:type="dxa"/>
+            <w:tcW w:w="4320" w:type="dxa"/>
           </w:tcPr>
           <w:p>
             <w:pPr>
@@ -642,38 +1285,40 @@
               </w:numPr>
               <w:jc w:val="both"/>
               <w:rPr>
-                <w:sz w:val="24"/>
-                <w:szCs w:val="24"/>
+                <w:sz w:val="40"/>
+                <w:szCs w:val="40"/>
               </w:rPr>
             </w:pPr>
             <w:r>
               <w:rPr>
-                <w:sz w:val="24"/>
-                <w:szCs w:val="24"/>
+                <w:sz w:val="40"/>
+                <w:szCs w:val="40"/>
               </w:rPr>
-              <w:t>Water</w:t>
+              <w:t>Chair</w:t>
             </w:r>
           </w:p>
         </w:tc>
         <w:tc>
           <w:tcPr>
-            <w:tcW w:w="2250" w:type="dxa"/>
+            <w:tcW w:w="4320" w:type="dxa"/>
           </w:tcPr>
           <w:p>
             <w:pPr>
-              <w:jc w:val="both"/>
               <w:rPr>
-                <w:sz w:val="24"/>
-                <w:szCs w:val="24"/>
+                <w:sz w:val="40"/>
+                <w:szCs w:val="40"/>
               </w:rPr>
             </w:pPr>
           </w:p>
         </w:tc>
       </w:tr>
       <w:tr>
+        <w:trPr>
+          <w:trHeight w:val="720"/>
+        </w:trPr>
         <w:tc>
           <w:tcPr>
-            <w:tcW w:w="2515" w:type="dxa"/>
+            <w:tcW w:w="4320" w:type="dxa"/>
           </w:tcPr>
           <w:p>
             <w:pPr>
@@ -684,37 +1329,41 @@
               </w:numPr>
               <w:jc w:val="both"/>
               <w:rPr>
-                <w:sz w:val="24"/>
-                <w:szCs w:val="24"/>
+                <w:sz w:val="40"/>
+                <w:szCs w:val="40"/>
               </w:rPr>
             </w:pPr>
             <w:r>
               <w:rPr>
-                <w:sz w:val="24"/>
-                <w:szCs w:val="24"/>
+                <w:sz w:val="40"/>
+                <w:szCs w:val="40"/>
               </w:rPr>
-              <w:t>Plants</w:t>
+              <w:t>Water</w:t>
             </w:r>
           </w:p>
         </w:tc>
         <w:tc>
           <w:tcPr>
-            <w:tcW w:w="2250" w:type="dxa"/>
+            <w:tcW w:w="4320" w:type="dxa"/>
           </w:tcPr>
           <w:p>
             <w:pPr>
+              <w:jc w:val="both"/>
               <w:rPr>
-                <w:sz w:val="24"/>
-                <w:szCs w:val="24"/>
+                <w:sz w:val="40"/>
+                <w:szCs w:val="40"/>
               </w:rPr>
             </w:pPr>
           </w:p>
         </w:tc>
       </w:tr>
       <w:tr>
+        <w:trPr>
+          <w:trHeight w:val="720"/>
+        </w:trPr>
         <w:tc>
           <w:tcPr>
-            <w:tcW w:w="2515" w:type="dxa"/>
+            <w:tcW w:w="4320" w:type="dxa"/>
           </w:tcPr>
           <w:p>
             <w:pPr>
@@ -725,37 +1374,40 @@
               </w:numPr>
               <w:jc w:val="both"/>
               <w:rPr>
-                <w:sz w:val="24"/>
-                <w:szCs w:val="24"/>
+                <w:sz w:val="40"/>
+                <w:szCs w:val="40"/>
               </w:rPr>
             </w:pPr>
             <w:r>
               <w:rPr>
-                <w:sz w:val="24"/>
-                <w:szCs w:val="24"/>
+                <w:sz w:val="40"/>
+                <w:szCs w:val="40"/>
               </w:rPr>
-              <w:t>Pen</w:t>
+              <w:t>Plants</w:t>
             </w:r>
           </w:p>
         </w:tc>
         <w:tc>
           <w:tcPr>
-            <w:tcW w:w="2250" w:type="dxa"/>
+            <w:tcW w:w="4320" w:type="dxa"/>
           </w:tcPr>
           <w:p>
             <w:pPr>
               <w:rPr>
-                <w:sz w:val="24"/>
-                <w:szCs w:val="24"/>
+                <w:sz w:val="40"/>
+                <w:szCs w:val="40"/>
               </w:rPr>
             </w:pPr>
           </w:p>
         </w:tc>
       </w:tr>
       <w:tr>
+        <w:trPr>
+          <w:trHeight w:val="720"/>
+        </w:trPr>
         <w:tc>
           <w:tcPr>
-            <w:tcW w:w="2515" w:type="dxa"/>
+            <w:tcW w:w="4320" w:type="dxa"/>
           </w:tcPr>
           <w:p>
             <w:pPr>
@@ -766,14 +1418,58 @@
               </w:numPr>
               <w:jc w:val="both"/>
               <w:rPr>
-                <w:sz w:val="24"/>
-                <w:szCs w:val="24"/>
+                <w:sz w:val="40"/>
+                <w:szCs w:val="40"/>
               </w:rPr>
             </w:pPr>
             <w:r>
               <w:rPr>
-                <w:sz w:val="24"/>
-                <w:szCs w:val="24"/>
+                <w:sz w:val="40"/>
+                <w:szCs w:val="40"/>
+              </w:rPr>
+              <w:t>Pen</w:t>
+            </w:r>
+          </w:p>
+        </w:tc>
+        <w:tc>
+          <w:tcPr>
+            <w:tcW w:w="4320" w:type="dxa"/>
+          </w:tcPr>
+          <w:p>
+            <w:pPr>
+              <w:rPr>
+                <w:sz w:val="40"/>
+                <w:szCs w:val="40"/>
+              </w:rPr>
+            </w:pPr>
+          </w:p>
+        </w:tc>
+      </w:tr>
+      <w:tr>
+        <w:trPr>
+          <w:trHeight w:val="720"/>
+        </w:trPr>
+        <w:tc>
+          <w:tcPr>
+            <w:tcW w:w="4320" w:type="dxa"/>
+          </w:tcPr>
+          <w:p>
+            <w:pPr>
+              <w:pStyle w:val="ListParagraph"/>
+              <w:numPr>
+                <w:ilvl w:val="0"/>
+                <w:numId w:val="12"/>
+              </w:numPr>
+              <w:jc w:val="both"/>
+              <w:rPr>
+                <w:sz w:val="40"/>
+                <w:szCs w:val="40"/>
+              </w:rPr>
+            </w:pPr>
+            <w:r>
+              <w:rPr>
+                <w:sz w:val="40"/>
+                <w:szCs w:val="40"/>
               </w:rPr>
               <w:t>Humans</w:t>
             </w:r>
@@ -781,19 +1477,20 @@
         </w:tc>
         <w:tc>
           <w:tcPr>
-            <w:tcW w:w="2250" w:type="dxa"/>
+            <w:tcW w:w="4320" w:type="dxa"/>
           </w:tcPr>
           <w:p>
             <w:pPr>
               <w:rPr>
-                <w:sz w:val="24"/>
-                <w:szCs w:val="24"/>
+                <w:sz w:val="40"/>
+                <w:szCs w:val="40"/>
               </w:rPr>
             </w:pPr>
           </w:p>
         </w:tc>
       </w:tr>
     </w:tbl>
+    <w:p/>
     <w:p>
       <w:pPr>
         <w:rPr>
@@ -803,41 +1500,51 @@
           <w:u w:val="double"/>
         </w:rPr>
       </w:pPr>
-    </w:p>
-    <w:p/>
-    <w:p>
-      <w:pPr>
+      <w:r>
         <w:rPr>
           <w:rFonts w:ascii="Algerian" w:hAnsi="Algerian"/>
           <w:sz w:val="52"/>
           <w:szCs w:val="52"/>
           <w:u w:val="double"/>
         </w:rPr>
-      </w:pPr>
-      <w:r>
-        <w:rPr>
-          <w:rFonts w:ascii="Algerian" w:hAnsi="Algerian"/>
-          <w:sz w:val="52"/>
-          <w:szCs w:val="52"/>
-          <w:u w:val="double"/>
-        </w:rPr>
         <w:t>Section “B” (subjective)</w:t>
       </w:r>
     </w:p>
     <w:p>
       <w:pPr>
-        <w:ind w:left="360"/>
         <w:rPr>
           <w:b/>
           <w:bCs/>
+          <w:sz w:val="36"/>
+          <w:szCs w:val="36"/>
         </w:rPr>
       </w:pPr>
       <w:r>
         <w:rPr>
           <w:b/>
           <w:bCs/>
-        </w:rPr>
-        <w:t>a: Write meanings of the following words.</w:t>
+          <w:sz w:val="36"/>
+          <w:szCs w:val="36"/>
+        </w:rPr>
+        <w:t xml:space="preserve">Q1. </w:t>
+      </w:r>
+      <w:r>
+        <w:rPr>
+          <w:b/>
+          <w:bCs/>
+          <w:sz w:val="36"/>
+          <w:szCs w:val="36"/>
+        </w:rPr>
+        <w:t>Write meanings of the following words.</w:t>
+      </w:r>
+      <w:r>
+        <w:rPr>
+          <w:b/>
+          <w:bCs/>
+          <w:sz w:val="36"/>
+          <w:szCs w:val="36"/>
+        </w:rPr>
+        <w:t xml:space="preserve"> (5 Marks)</w:t>
       </w:r>
     </w:p>
     <w:p>
@@ -847,9 +1554,25 @@
           <w:ilvl w:val="0"/>
           <w:numId w:val="7"/>
         </w:numPr>
-      </w:pPr>
-      <w:r>
-        <w:t>Founder ________</w:t>
+        <w:spacing w:line="360" w:lineRule="auto"/>
+        <w:rPr>
+          <w:sz w:val="36"/>
+          <w:szCs w:val="36"/>
+        </w:rPr>
+      </w:pPr>
+      <w:r>
+        <w:rPr>
+          <w:sz w:val="36"/>
+          <w:szCs w:val="36"/>
+        </w:rPr>
+        <w:t xml:space="preserve">Founder </w:t>
+      </w:r>
+      <w:r>
+        <w:rPr>
+          <w:sz w:val="36"/>
+          <w:szCs w:val="36"/>
+        </w:rPr>
+        <w:t>__________</w:t>
       </w:r>
     </w:p>
     <w:p>
@@ -859,12 +1582,24 @@
           <w:ilvl w:val="0"/>
           <w:numId w:val="7"/>
         </w:numPr>
-      </w:pPr>
-      <w:r>
+        <w:spacing w:line="360" w:lineRule="auto"/>
+        <w:rPr>
+          <w:sz w:val="36"/>
+          <w:szCs w:val="36"/>
+        </w:rPr>
+      </w:pPr>
+      <w:r>
+        <w:rPr>
+          <w:sz w:val="36"/>
+          <w:szCs w:val="36"/>
+        </w:rPr>
         <w:t>Earth</w:t>
       </w:r>
       <w:r>
-        <w:tab/>
+        <w:rPr>
+          <w:sz w:val="36"/>
+          <w:szCs w:val="36"/>
+        </w:rPr>
         <w:t>__________</w:t>
       </w:r>
     </w:p>
@@ -875,11 +1610,24 @@
           <w:ilvl w:val="0"/>
           <w:numId w:val="7"/>
         </w:numPr>
-      </w:pPr>
-      <w:r>
+        <w:spacing w:line="360" w:lineRule="auto"/>
+        <w:rPr>
+          <w:sz w:val="36"/>
+          <w:szCs w:val="36"/>
+        </w:rPr>
+      </w:pPr>
+      <w:r>
+        <w:rPr>
+          <w:sz w:val="36"/>
+          <w:szCs w:val="36"/>
+        </w:rPr>
         <w:t>Fast</w:t>
       </w:r>
       <w:r>
+        <w:rPr>
+          <w:sz w:val="36"/>
+          <w:szCs w:val="36"/>
+        </w:rPr>
         <w:tab/>
         <w:t>________</w:t>
       </w:r>
@@ -891,11 +1639,24 @@
           <w:ilvl w:val="0"/>
           <w:numId w:val="7"/>
         </w:numPr>
-      </w:pPr>
-      <w:r>
+        <w:spacing w:line="360" w:lineRule="auto"/>
+        <w:rPr>
+          <w:sz w:val="36"/>
+          <w:szCs w:val="36"/>
+        </w:rPr>
+      </w:pPr>
+      <w:r>
+        <w:rPr>
+          <w:sz w:val="36"/>
+          <w:szCs w:val="36"/>
+        </w:rPr>
         <w:t>Help</w:t>
       </w:r>
       <w:r>
+        <w:rPr>
+          <w:sz w:val="36"/>
+          <w:szCs w:val="36"/>
+        </w:rPr>
         <w:tab/>
         <w:t>________</w:t>
       </w:r>
@@ -907,11 +1668,24 @@
           <w:ilvl w:val="0"/>
           <w:numId w:val="7"/>
         </w:numPr>
-      </w:pPr>
-      <w:r>
+        <w:spacing w:line="360" w:lineRule="auto"/>
+        <w:rPr>
+          <w:sz w:val="36"/>
+          <w:szCs w:val="36"/>
+        </w:rPr>
+      </w:pPr>
+      <w:r>
+        <w:rPr>
+          <w:sz w:val="36"/>
+          <w:szCs w:val="36"/>
+        </w:rPr>
         <w:t>Poor</w:t>
       </w:r>
       <w:r>
+        <w:rPr>
+          <w:sz w:val="36"/>
+          <w:szCs w:val="36"/>
+        </w:rPr>
         <w:tab/>
         <w:t>__________</w:t>
       </w:r>
@@ -923,109 +1697,30 @@
           <w:ilvl w:val="0"/>
           <w:numId w:val="7"/>
         </w:numPr>
-      </w:pPr>
-      <w:r>
+        <w:spacing w:line="360" w:lineRule="auto"/>
+        <w:rPr>
+          <w:sz w:val="36"/>
+          <w:szCs w:val="36"/>
+        </w:rPr>
+      </w:pPr>
+      <w:r>
+        <w:rPr>
+          <w:sz w:val="36"/>
+          <w:szCs w:val="36"/>
+        </w:rPr>
         <w:t>Map</w:t>
       </w:r>
       <w:r>
+        <w:rPr>
+          <w:sz w:val="36"/>
+          <w:szCs w:val="36"/>
+        </w:rPr>
         <w:tab/>
         <w:t>_____________</w:t>
       </w:r>
     </w:p>
     <w:p>
       <w:pPr>
-        <w:pStyle w:val="ListParagraph"/>
-        <w:numPr>
-          <w:ilvl w:val="0"/>
-          <w:numId w:val="7"/>
-        </w:numPr>
-      </w:pPr>
-      <w:r>
-        <w:t>Create</w:t>
-      </w:r>
-      <w:r>
-        <w:tab/>
-        <w:t>____________</w:t>
-      </w:r>
-    </w:p>
-    <w:p>
-      <w:pPr>
-        <w:pStyle w:val="ListParagraph"/>
-        <w:numPr>
-          <w:ilvl w:val="0"/>
-          <w:numId w:val="7"/>
-        </w:numPr>
-      </w:pPr>
-      <w:r>
-        <w:t>Many</w:t>
-      </w:r>
-      <w:r>
-        <w:tab/>
-        <w:t>_______________</w:t>
-      </w:r>
-    </w:p>
-    <w:p>
-      <w:pPr>
-        <w:pStyle w:val="ListParagraph"/>
-        <w:numPr>
-          <w:ilvl w:val="0"/>
-          <w:numId w:val="7"/>
-        </w:numPr>
-      </w:pPr>
-      <w:r>
-        <w:t>Drink</w:t>
-      </w:r>
-      <w:r>
-        <w:tab/>
-        <w:t>______________</w:t>
-      </w:r>
-    </w:p>
-    <w:p>
-      <w:pPr>
-        <w:pStyle w:val="ListParagraph"/>
-        <w:numPr>
-          <w:ilvl w:val="0"/>
-          <w:numId w:val="7"/>
-        </w:numPr>
-      </w:pPr>
-      <w:r>
-        <w:t>Nature</w:t>
-      </w:r>
-      <w:r>
-        <w:tab/>
-        <w:t>____________</w:t>
-      </w:r>
-    </w:p>
-    <w:p>
-      <w:pPr>
-        <w:pStyle w:val="ListParagraph"/>
-        <w:numPr>
-          <w:ilvl w:val="0"/>
-          <w:numId w:val="7"/>
-        </w:numPr>
-      </w:pPr>
-      <w:r>
-        <w:t>Lawyer</w:t>
-      </w:r>
-      <w:r>
-        <w:tab/>
-        <w:t>______________</w:t>
-      </w:r>
-    </w:p>
-    <w:p>
-      <w:pPr>
-        <w:pStyle w:val="ListParagraph"/>
-        <w:numPr>
-          <w:ilvl w:val="0"/>
-          <w:numId w:val="7"/>
-        </w:numPr>
-      </w:pPr>
-      <w:r>
-        <w:t>Freedom ________________</w:t>
-      </w:r>
-    </w:p>
-    <w:p>
-      <w:pPr>
         <w:rPr>
           <w:b/>
           <w:bCs/>
@@ -1035,172 +1730,304 @@
         <w:rPr>
           <w:b/>
           <w:bCs/>
-        </w:rPr>
-        <w:t>b- Questions and answers.</w:t>
-      </w:r>
-    </w:p>
-    <w:p>
-      <w:r>
-        <w:t>Q</w:t>
-      </w:r>
-      <w:r>
-        <w:rPr>
-          <w:vertAlign w:val="subscript"/>
-        </w:rPr>
-        <w:t>1</w:t>
-      </w:r>
-      <w:r>
-        <w:rPr>
-          <w:vertAlign w:val="subscript"/>
-        </w:rPr>
-        <w:t xml:space="preserve"> </w:t>
-      </w:r>
-      <w:r>
-        <w:t xml:space="preserve">What does </w:t>
-      </w:r>
-      <w:proofErr w:type="gramStart"/>
-      <w:r>
-        <w:t>fasting</w:t>
-      </w:r>
-      <w:proofErr w:type="gramEnd"/>
-      <w:r>
-        <w:t xml:space="preserve"> mean?</w:t>
-      </w:r>
-    </w:p>
-    <w:p>
-      <w:r>
-        <w:t>A-</w:t>
-      </w:r>
-    </w:p>
-    <w:p/>
-    <w:p>
-      <w:r>
-        <w:t>Q</w:t>
-      </w:r>
-      <w:r>
-        <w:rPr>
-          <w:vertAlign w:val="subscript"/>
-        </w:rPr>
-        <w:t>2</w:t>
-      </w:r>
-      <w:r>
-        <w:rPr>
-          <w:vertAlign w:val="subscript"/>
-        </w:rPr>
-        <w:t xml:space="preserve">   </w:t>
-      </w:r>
-      <w:r>
-        <w:t>Name few blessings of Allah.</w:t>
-      </w:r>
-    </w:p>
-    <w:p>
-      <w:r>
-        <w:t>A-</w:t>
-      </w:r>
-    </w:p>
-    <w:p/>
-    <w:p>
-      <w:r>
-        <w:t>Q</w:t>
-      </w:r>
-      <w:r>
-        <w:rPr>
-          <w:vertAlign w:val="subscript"/>
-        </w:rPr>
-        <w:t>3</w:t>
-      </w:r>
-      <w:r>
-        <w:rPr>
-          <w:vertAlign w:val="subscript"/>
-        </w:rPr>
-        <w:t xml:space="preserve">   </w:t>
-      </w:r>
-      <w:r>
-        <w:t>What is natural resources?</w:t>
-      </w:r>
-    </w:p>
-    <w:p>
-      <w:r>
-        <w:t>A-</w:t>
-      </w:r>
-    </w:p>
-    <w:p/>
-    <w:p>
-      <w:r>
-        <w:t>Q</w:t>
-      </w:r>
-      <w:r>
-        <w:rPr>
-          <w:vertAlign w:val="subscript"/>
-        </w:rPr>
-        <w:t>4</w:t>
-      </w:r>
-      <w:r>
-        <w:rPr>
-          <w:vertAlign w:val="subscript"/>
-        </w:rPr>
-        <w:t xml:space="preserve">   </w:t>
-      </w:r>
-      <w:r>
-        <w:t>Write down three things which we learn from fasting?</w:t>
-      </w:r>
-    </w:p>
-    <w:p>
-      <w:r>
-        <w:t>A-</w:t>
-      </w:r>
-    </w:p>
-    <w:p/>
-    <w:p>
-      <w:pPr>
+          <w:sz w:val="36"/>
+          <w:szCs w:val="36"/>
+        </w:rPr>
+        <w:t>Q2. Q</w:t>
+      </w:r>
+      <w:r>
         <w:rPr>
           <w:b/>
           <w:bCs/>
-        </w:rPr>
-      </w:pPr>
+          <w:sz w:val="36"/>
+          <w:szCs w:val="36"/>
+        </w:rPr>
+        <w:t>uestions and answers.</w:t>
+      </w:r>
       <w:r>
         <w:rPr>
           <w:b/>
           <w:bCs/>
+          <w:sz w:val="36"/>
+          <w:szCs w:val="36"/>
+        </w:rPr>
+        <w:t xml:space="preserve"> (10 Marks)</w:t>
+      </w:r>
+    </w:p>
+    <w:p>
+      <w:pPr>
+        <w:rPr>
+          <w:sz w:val="32"/>
+          <w:szCs w:val="32"/>
+        </w:rPr>
+      </w:pPr>
+      <w:r>
+        <w:rPr>
+          <w:sz w:val="32"/>
+          <w:szCs w:val="32"/>
+        </w:rPr>
+        <w:t>Q</w:t>
+      </w:r>
+      <w:r>
+        <w:rPr>
+          <w:sz w:val="32"/>
+          <w:szCs w:val="32"/>
+          <w:vertAlign w:val="subscript"/>
+        </w:rPr>
+        <w:t xml:space="preserve">1 </w:t>
+      </w:r>
+      <w:r>
+        <w:rPr>
+          <w:sz w:val="32"/>
+          <w:szCs w:val="32"/>
+        </w:rPr>
+        <w:t>What does fasting mean?</w:t>
+      </w:r>
+    </w:p>
+    <w:p>
+      <w:pPr>
+        <w:rPr>
+          <w:sz w:val="32"/>
+          <w:szCs w:val="32"/>
+        </w:rPr>
+      </w:pPr>
+      <w:r>
+        <w:rPr>
+          <w:sz w:val="32"/>
+          <w:szCs w:val="32"/>
+        </w:rPr>
+        <w:t>A-</w:t>
+      </w:r>
+      <w:r>
+        <w:rPr>
+          <w:sz w:val="32"/>
+          <w:szCs w:val="32"/>
+        </w:rPr>
+        <w:t>_______________________________________________________</w:t>
+      </w:r>
+    </w:p>
+    <w:p>
+      <w:pPr>
+        <w:rPr>
+          <w:sz w:val="32"/>
+          <w:szCs w:val="32"/>
+        </w:rPr>
+      </w:pPr>
+    </w:p>
+    <w:p>
+      <w:pPr>
+        <w:rPr>
+          <w:sz w:val="32"/>
+          <w:szCs w:val="32"/>
+        </w:rPr>
+      </w:pPr>
+      <w:r>
+        <w:rPr>
+          <w:sz w:val="32"/>
+          <w:szCs w:val="32"/>
+        </w:rPr>
+        <w:t>Q</w:t>
+      </w:r>
+      <w:r>
+        <w:rPr>
+          <w:sz w:val="32"/>
+          <w:szCs w:val="32"/>
+          <w:vertAlign w:val="subscript"/>
+        </w:rPr>
+        <w:t xml:space="preserve">2   </w:t>
+      </w:r>
+      <w:r>
+        <w:rPr>
+          <w:sz w:val="32"/>
+          <w:szCs w:val="32"/>
+        </w:rPr>
+        <w:t>Name few blessings of Allah.</w:t>
+      </w:r>
+    </w:p>
+    <w:p>
+      <w:pPr>
+        <w:rPr>
+          <w:sz w:val="32"/>
+          <w:szCs w:val="32"/>
+        </w:rPr>
+      </w:pPr>
+      <w:r>
+        <w:rPr>
+          <w:sz w:val="32"/>
+          <w:szCs w:val="32"/>
+        </w:rPr>
+        <w:t>A-</w:t>
+      </w:r>
+      <w:r>
+        <w:rPr>
+          <w:sz w:val="32"/>
+          <w:szCs w:val="32"/>
+        </w:rPr>
+        <w:t>________________________________________________________</w:t>
+      </w:r>
+    </w:p>
+    <w:p/>
+    <w:p>
+      <w:pPr>
+        <w:rPr>
+          <w:sz w:val="32"/>
+          <w:szCs w:val="32"/>
+        </w:rPr>
+      </w:pPr>
+      <w:r>
+        <w:rPr>
+          <w:sz w:val="32"/>
+          <w:szCs w:val="32"/>
+        </w:rPr>
+        <w:t>Q3   What is natural resources?</w:t>
+      </w:r>
+    </w:p>
+    <w:p>
+      <w:pPr>
+        <w:rPr>
+          <w:sz w:val="32"/>
+          <w:szCs w:val="32"/>
+        </w:rPr>
+      </w:pPr>
+      <w:r>
+        <w:rPr>
+          <w:sz w:val="32"/>
+          <w:szCs w:val="32"/>
+        </w:rPr>
+        <w:t>A-</w:t>
+      </w:r>
+      <w:r>
+        <w:rPr>
+          <w:sz w:val="32"/>
+          <w:szCs w:val="32"/>
+        </w:rPr>
+        <w:t>_______________________________________________________</w:t>
+      </w:r>
+    </w:p>
+    <w:p>
+      <w:pPr>
+        <w:rPr>
+          <w:sz w:val="32"/>
+          <w:szCs w:val="32"/>
+        </w:rPr>
+      </w:pPr>
+    </w:p>
+    <w:p>
+      <w:pPr>
+        <w:rPr>
+          <w:sz w:val="32"/>
+          <w:szCs w:val="32"/>
+        </w:rPr>
+      </w:pPr>
+      <w:r>
+        <w:rPr>
+          <w:sz w:val="32"/>
+          <w:szCs w:val="32"/>
+        </w:rPr>
+        <w:t>Q4   Write down three things which we learn from fasting?</w:t>
+      </w:r>
+    </w:p>
+    <w:p>
+      <w:pPr>
+        <w:rPr>
+          <w:sz w:val="32"/>
+          <w:szCs w:val="32"/>
+        </w:rPr>
+      </w:pPr>
+      <w:r>
+        <w:rPr>
+          <w:sz w:val="32"/>
+          <w:szCs w:val="32"/>
+        </w:rPr>
+        <w:t>A-</w:t>
+      </w:r>
+      <w:r>
+        <w:rPr>
+          <w:sz w:val="32"/>
+          <w:szCs w:val="32"/>
+        </w:rPr>
+        <w:t>_______________________________________________________</w:t>
+      </w:r>
+    </w:p>
+    <w:p>
+      <w:pPr>
+        <w:rPr>
+          <w:sz w:val="32"/>
+          <w:szCs w:val="32"/>
+        </w:rPr>
+      </w:pPr>
+    </w:p>
+    <w:p>
+      <w:pPr>
+        <w:rPr>
+          <w:sz w:val="32"/>
+          <w:szCs w:val="32"/>
+        </w:rPr>
+      </w:pPr>
+      <w:r>
+        <w:rPr>
+          <w:sz w:val="32"/>
+          <w:szCs w:val="32"/>
         </w:rPr>
         <w:t>Q5 Write names of few natural resources.</w:t>
       </w:r>
     </w:p>
     <w:p>
-      <w:r>
+      <w:pPr>
+        <w:rPr>
+          <w:sz w:val="32"/>
+          <w:szCs w:val="32"/>
+        </w:rPr>
+      </w:pPr>
+      <w:r>
+        <w:rPr>
+          <w:sz w:val="32"/>
+          <w:szCs w:val="32"/>
+        </w:rPr>
         <w:t>A-</w:t>
       </w:r>
-    </w:p>
-    <w:p/>
+      <w:r>
+        <w:rPr>
+          <w:sz w:val="32"/>
+          <w:szCs w:val="32"/>
+        </w:rPr>
+        <w:t>_______________________________________________________</w:t>
+      </w:r>
+    </w:p>
+    <w:p>
+      <w:pPr>
+        <w:rPr>
+          <w:sz w:val="32"/>
+          <w:szCs w:val="32"/>
+        </w:rPr>
+      </w:pPr>
+    </w:p>
     <w:p>
       <w:pPr>
         <w:rPr>
           <w:b/>
           <w:bCs/>
+          <w:sz w:val="36"/>
+          <w:szCs w:val="36"/>
         </w:rPr>
       </w:pPr>
       <w:r>
         <w:rPr>
           <w:b/>
           <w:bCs/>
-        </w:rPr>
-        <w:br w:type="page"/>
-      </w:r>
-    </w:p>
-    <w:p>
-      <w:pPr>
+          <w:sz w:val="36"/>
+          <w:szCs w:val="36"/>
+        </w:rPr>
+        <w:t>c- Short Note:</w:t>
+      </w:r>
+      <w:r>
         <w:rPr>
           <w:b/>
           <w:bCs/>
-        </w:rPr>
-      </w:pPr>
-      <w:r>
-        <w:rPr>
-          <w:b/>
-          <w:bCs/>
-        </w:rPr>
-        <w:lastRenderedPageBreak/>
-        <w:t>c- Short Note:</w:t>
+          <w:sz w:val="36"/>
+          <w:szCs w:val="36"/>
+        </w:rPr>
+        <w:t xml:space="preserve"> (5 Marks)</w:t>
       </w:r>
     </w:p>
     <w:p>
@@ -1210,24 +2037,164 @@
           <w:ilvl w:val="0"/>
           <w:numId w:val="9"/>
         </w:numPr>
-      </w:pPr>
-      <w:r>
+        <w:rPr>
+          <w:sz w:val="28"/>
+          <w:szCs w:val="28"/>
+        </w:rPr>
+      </w:pPr>
+      <w:r>
+        <w:rPr>
+          <w:sz w:val="28"/>
+          <w:szCs w:val="28"/>
+        </w:rPr>
         <w:t>write a short note on Quaid-e-Azam.</w:t>
       </w:r>
+    </w:p>
+    <w:tbl>
+      <w:tblPr>
+        <w:tblStyle w:val="TableGrid"/>
+        <w:tblW w:w="0" w:type="auto"/>
+        <w:tblInd w:w="360" w:type="dxa"/>
+        <w:tblLook w:val="04A0" w:firstRow="1" w:lastRow="0" w:firstColumn="1" w:lastColumn="0" w:noHBand="0" w:noVBand="1"/>
+      </w:tblPr>
+      <w:tblGrid>
+        <w:gridCol w:w="8990"/>
+      </w:tblGrid>
+      <w:tr>
+        <w:trPr>
+          <w:trHeight w:val="720"/>
+        </w:trPr>
+        <w:tc>
+          <w:tcPr>
+            <w:tcW w:w="9350" w:type="dxa"/>
+          </w:tcPr>
+          <w:p>
+            <w:pPr>
+              <w:rPr>
+                <w:sz w:val="28"/>
+                <w:szCs w:val="28"/>
+              </w:rPr>
+            </w:pPr>
+          </w:p>
+        </w:tc>
+      </w:tr>
+      <w:tr>
+        <w:trPr>
+          <w:trHeight w:val="720"/>
+        </w:trPr>
+        <w:tc>
+          <w:tcPr>
+            <w:tcW w:w="9350" w:type="dxa"/>
+          </w:tcPr>
+          <w:p>
+            <w:pPr>
+              <w:rPr>
+                <w:sz w:val="28"/>
+                <w:szCs w:val="28"/>
+              </w:rPr>
+            </w:pPr>
+          </w:p>
+        </w:tc>
+      </w:tr>
+      <w:tr>
+        <w:trPr>
+          <w:trHeight w:val="720"/>
+        </w:trPr>
+        <w:tc>
+          <w:tcPr>
+            <w:tcW w:w="9350" w:type="dxa"/>
+          </w:tcPr>
+          <w:p>
+            <w:pPr>
+              <w:rPr>
+                <w:sz w:val="28"/>
+                <w:szCs w:val="28"/>
+              </w:rPr>
+            </w:pPr>
+          </w:p>
+        </w:tc>
+      </w:tr>
+      <w:tr>
+        <w:trPr>
+          <w:trHeight w:val="720"/>
+        </w:trPr>
+        <w:tc>
+          <w:tcPr>
+            <w:tcW w:w="9350" w:type="dxa"/>
+          </w:tcPr>
+          <w:p>
+            <w:pPr>
+              <w:rPr>
+                <w:sz w:val="28"/>
+                <w:szCs w:val="28"/>
+              </w:rPr>
+            </w:pPr>
+          </w:p>
+        </w:tc>
+      </w:tr>
+      <w:tr>
+        <w:trPr>
+          <w:trHeight w:val="720"/>
+        </w:trPr>
+        <w:tc>
+          <w:tcPr>
+            <w:tcW w:w="9350" w:type="dxa"/>
+          </w:tcPr>
+          <w:p>
+            <w:pPr>
+              <w:rPr>
+                <w:sz w:val="28"/>
+                <w:szCs w:val="28"/>
+              </w:rPr>
+            </w:pPr>
+          </w:p>
+        </w:tc>
+      </w:tr>
+    </w:tbl>
+    <w:p>
+      <w:pPr>
+        <w:ind w:left="360"/>
+        <w:rPr>
+          <w:sz w:val="28"/>
+          <w:szCs w:val="28"/>
+        </w:rPr>
+      </w:pPr>
+    </w:p>
+    <w:p>
+      <w:pPr>
+        <w:pStyle w:val="ListParagraph"/>
+        <w:rPr>
+          <w:sz w:val="28"/>
+          <w:szCs w:val="28"/>
+        </w:rPr>
+      </w:pPr>
     </w:p>
     <w:p>
       <w:pPr>
         <w:rPr>
           <w:b/>
           <w:bCs/>
+          <w:sz w:val="36"/>
+          <w:szCs w:val="36"/>
         </w:rPr>
       </w:pPr>
       <w:r>
         <w:rPr>
           <w:b/>
           <w:bCs/>
+          <w:sz w:val="36"/>
+          <w:szCs w:val="36"/>
         </w:rPr>
         <w:t>d- Diagram:</w:t>
+      </w:r>
+      <w:r>
+        <w:rPr>
+          <w:b/>
+          <w:bCs/>
+          <w:sz w:val="36"/>
+          <w:szCs w:val="36"/>
+        </w:rPr>
+        <w:t xml:space="preserve"> (5 Marks)</w:t>
       </w:r>
     </w:p>
     <w:p>
@@ -1237,10 +2204,158 @@
           <w:ilvl w:val="0"/>
           <w:numId w:val="10"/>
         </w:numPr>
-      </w:pPr>
-      <w:r>
+        <w:rPr>
+          <w:sz w:val="28"/>
+          <w:szCs w:val="28"/>
+        </w:rPr>
+      </w:pPr>
+      <w:r>
+        <w:rPr>
+          <w:sz w:val="28"/>
+          <w:szCs w:val="28"/>
+        </w:rPr>
         <w:t>draw a diagram of Pakistan’s flag.</w:t>
       </w:r>
+    </w:p>
+    <w:p>
+      <w:pPr>
+        <w:ind w:left="360"/>
+        <w:rPr>
+          <w:sz w:val="28"/>
+          <w:szCs w:val="28"/>
+        </w:rPr>
+      </w:pPr>
+      <w:r>
+        <w:rPr>
+          <w:noProof/>
+          <w:sz w:val="28"/>
+          <w:szCs w:val="28"/>
+        </w:rPr>
+        <mc:AlternateContent>
+          <mc:Choice Requires="wps">
+            <w:drawing>
+              <wp:anchor distT="0" distB="0" distL="114300" distR="114300" simplePos="0" relativeHeight="251659264" behindDoc="0" locked="0" layoutInCell="1" allowOverlap="1" wp14:anchorId="66A485D8" wp14:editId="411BFAC1">
+                <wp:simplePos x="0" y="0"/>
+                <wp:positionH relativeFrom="column">
+                  <wp:posOffset>38100</wp:posOffset>
+                </wp:positionH>
+                <wp:positionV relativeFrom="paragraph">
+                  <wp:posOffset>38735</wp:posOffset>
+                </wp:positionV>
+                <wp:extent cx="6257925" cy="2162175"/>
+                <wp:effectExtent l="0" t="0" r="28575" b="28575"/>
+                <wp:wrapNone/>
+                <wp:docPr id="1729465028" name="Text Box 1"/>
+                <wp:cNvGraphicFramePr/>
+                <a:graphic xmlns:a="http://schemas.openxmlformats.org/drawingml/2006/main">
+                  <a:graphicData uri="http://schemas.microsoft.com/office/word/2010/wordprocessingShape">
+                    <wps:wsp>
+                      <wps:cNvSpPr txBox="1"/>
+                      <wps:spPr>
+                        <a:xfrm>
+                          <a:off x="0" y="0"/>
+                          <a:ext cx="6257925" cy="2162175"/>
+                        </a:xfrm>
+                        <a:prstGeom prst="rect">
+                          <a:avLst/>
+                        </a:prstGeom>
+                        <a:solidFill>
+                          <a:schemeClr val="lt1"/>
+                        </a:solidFill>
+                        <a:ln w="6350">
+                          <a:solidFill>
+                            <a:prstClr val="black"/>
+                          </a:solidFill>
+                        </a:ln>
+                      </wps:spPr>
+                      <wps:txbx>
+                        <w:txbxContent>
+                          <w:p/>
+                        </w:txbxContent>
+                      </wps:txbx>
+                      <wps:bodyPr rot="0" spcFirstLastPara="0" vertOverflow="overflow" horzOverflow="overflow" vert="horz" wrap="square" lIns="91440" tIns="45720" rIns="91440" bIns="45720" numCol="1" spcCol="0" rtlCol="0" fromWordArt="0" anchor="t" anchorCtr="0" forceAA="0" compatLnSpc="1">
+                        <a:prstTxWarp prst="textNoShape">
+                          <a:avLst/>
+                        </a:prstTxWarp>
+                        <a:noAutofit/>
+                      </wps:bodyPr>
+                    </wps:wsp>
+                  </a:graphicData>
+                </a:graphic>
+              </wp:anchor>
+            </w:drawing>
+          </mc:Choice>
+          <mc:Fallback>
+            <w:pict>
+              <v:shapetype w14:anchorId="66A485D8" id="_x0000_t202" coordsize="21600,21600" o:spt="202" path="m,l,21600r21600,l21600,xe">
+                <v:stroke joinstyle="miter"/>
+                <v:path gradientshapeok="t" o:connecttype="rect"/>
+              </v:shapetype>
+              <v:shape id="Text Box 1" o:spid="_x0000_s1026" type="#_x0000_t202" style="position:absolute;left:0;text-align:left;margin-left:3pt;margin-top:3.05pt;width:492.75pt;height:170.25pt;z-index:251659264;visibility:visible;mso-wrap-style:square;mso-wrap-distance-left:9pt;mso-wrap-distance-top:0;mso-wrap-distance-right:9pt;mso-wrap-distance-bottom:0;mso-position-horizontal:absolute;mso-position-horizontal-relative:text;mso-position-vertical:absolute;mso-position-vertical-relative:text;v-text-anchor:top" o:gfxdata="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" fillcolor="white [3201]" strokeweight=".5pt">
+                <v:textbox>
+                  <w:txbxContent>
+                    <w:p/>
+                  </w:txbxContent>
+                </v:textbox>
+              </v:shape>
+            </w:pict>
+          </mc:Fallback>
+        </mc:AlternateContent>
+      </w:r>
+    </w:p>
+    <w:p>
+      <w:pPr>
+        <w:ind w:left="360"/>
+        <w:rPr>
+          <w:sz w:val="28"/>
+          <w:szCs w:val="28"/>
+        </w:rPr>
+      </w:pPr>
+    </w:p>
+    <w:p>
+      <w:pPr>
+        <w:ind w:left="360"/>
+        <w:rPr>
+          <w:sz w:val="28"/>
+          <w:szCs w:val="28"/>
+        </w:rPr>
+      </w:pPr>
+    </w:p>
+    <w:p>
+      <w:pPr>
+        <w:ind w:left="360"/>
+        <w:rPr>
+          <w:sz w:val="28"/>
+          <w:szCs w:val="28"/>
+        </w:rPr>
+      </w:pPr>
+    </w:p>
+    <w:p>
+      <w:pPr>
+        <w:ind w:left="360"/>
+        <w:rPr>
+          <w:sz w:val="28"/>
+          <w:szCs w:val="28"/>
+        </w:rPr>
+      </w:pPr>
+    </w:p>
+    <w:p>
+      <w:pPr>
+        <w:ind w:left="360"/>
+        <w:rPr>
+          <w:sz w:val="28"/>
+          <w:szCs w:val="28"/>
+        </w:rPr>
+      </w:pPr>
+    </w:p>
+    <w:p>
+      <w:pPr>
+        <w:pStyle w:val="ListParagraph"/>
+        <w:rPr>
+          <w:sz w:val="28"/>
+          <w:szCs w:val="28"/>
+        </w:rPr>
+      </w:pPr>
     </w:p>
     <w:p>
       <w:pPr>
@@ -1253,42 +2368,29 @@
         <w:rPr>
           <w:b/>
           <w:bCs/>
-        </w:rPr>
-        <w:t>e- Presentation.</w:t>
-      </w:r>
-    </w:p>
-    <w:p>
-      <w:pPr>
-        <w:jc w:val="center"/>
-        <w:rPr>
-          <w:rFonts w:ascii="Algerian" w:hAnsi="Algerian"/>
+          <w:sz w:val="36"/>
+          <w:szCs w:val="36"/>
+        </w:rPr>
+        <w:t>e- P</w:t>
+      </w:r>
+      <w:r>
+        <w:rPr>
           <w:b/>
           <w:bCs/>
-          <w:u w:val="double"/>
-        </w:rPr>
-      </w:pPr>
-      <w:r>
-        <w:rPr>
-          <w:rFonts w:ascii="Algerian" w:hAnsi="Algerian"/>
+          <w:sz w:val="36"/>
+          <w:szCs w:val="36"/>
+        </w:rPr>
+        <w:t>resentation.</w:t>
+      </w:r>
+      <w:r>
+        <w:rPr>
           <w:b/>
           <w:bCs/>
-          <w:u w:val="double"/>
-        </w:rPr>
-        <w:t>BEST OF LUCK</w:t>
-      </w:r>
-    </w:p>
-    <w:p>
-      <w:pPr>
-        <w:ind w:left="360"/>
-      </w:pPr>
-    </w:p>
-    <w:p>
-      <w:pPr>
-        <w:rPr>
-          <w:sz w:val="72"/>
-          <w:szCs w:val="72"/>
-        </w:rPr>
-      </w:pPr>
+          <w:sz w:val="36"/>
+          <w:szCs w:val="36"/>
+        </w:rPr>
+        <w:t xml:space="preserve"> (5 Marks)</w:t>
+      </w:r>
     </w:p>
     <w:sectPr>
       <w:pgSz w:w="12240" w:h="15840"/>
@@ -1301,7 +2403,7 @@
 </file>
 
 <file path=word/endnotes.xml><?xml version="1.0" encoding="utf-8"?>
-<w:endnotes xmlns:wpc="http://schemas.microsoft.com/office/word/2010/wordprocessingCanvas" xmlns:cx="http://schemas.microsoft.com/office/drawing/2014/chartex" xmlns:cx1="http://schemas.microsoft.com/office/drawing/2015/9/8/chartex" xmlns:cx2="http://schemas.microsoft.com/office/drawing/2015/10/21/chartex" xmlns:cx3="http://schemas.microsoft.com/office/drawing/2016/5/9/chartex" xmlns:cx4="http://schemas.microsoft.com/office/drawing/2016/5/10/chartex" xmlns:cx5="http://schemas.microsoft.com/office/drawing/2016/5/11/chartex" xmlns:cx6="http://schemas.microsoft.com/office/drawing/2016/5/12/chartex" xmlns:cx7="http://schemas.microsoft.com/office/drawing/2016/5/13/chartex" xmlns:cx8="http://schemas.microsoft.com/office/drawing/2016/5/14/chartex" xmlns:mc="http://schemas.openxmlformats.org/markup-compatibility/2006" xmlns:aink="http://schemas.microsoft.com/office/drawing/2016/ink" xmlns:am3d="http://schemas.microsoft.com/office/drawing/2017/model3d" xmlns:o="urn:schemas-microsoft-com:office:office" xmlns:r="http://schemas.openxmlformats.org/officeDocument/2006/relationships" xmlns:m="http://schemas.openxmlformats.org/officeDocument/2006/math" xmlns:v="urn:schemas-microsoft-com:vml" xmlns:wp14="http://schemas.microsoft.com/office/word/2010/wordprocessingDrawing" xmlns:wp="http://schemas.openxmlformats.org/drawingml/2006/wordprocessingDrawing" xmlns:w10="urn:schemas-microsoft-com:office:word" xmlns:w="http://schemas.openxmlformats.org/wordprocessingml/2006/main" xmlns:w14="http://schemas.microsoft.com/office/word/2010/wordml" xmlns:w15="http://schemas.microsoft.com/office/word/2012/wordml" xmlns:w16cex="http://schemas.microsoft.com/office/word/2018/wordml/cex" xmlns:w16cid="http://schemas.microsoft.com/office/word/2016/wordml/cid" xmlns:w16="http://schemas.microsoft.com/office/word/2018/wordml" xmlns:w16sdtdh="http://schemas.microsoft.com/office/word/2020/wordml/sdtdatahash" xmlns:w16se="http://schemas.microsoft.com/office/word/2015/wordml/symex" xmlns:wpg="http://schemas.microsoft.com/office/word/2010/wordprocessingGroup" xmlns:wpi="http://schemas.microsoft.com/office/word/2010/wordprocessingInk" xmlns:wne="http://schemas.microsoft.com/office/word/2006/wordml" xmlns:wps="http://schemas.microsoft.com/office/word/2010/wordprocessingShape" mc:Ignorable="w14 w15 w16se w16cid w16 w16cex w16sdtdh wp14">
+<w:endnotes xmlns:wpc="http://schemas.microsoft.com/office/word/2010/wordprocessingCanvas" xmlns:cx="http://schemas.microsoft.com/office/drawing/2014/chartex" xmlns:cx1="http://schemas.microsoft.com/office/drawing/2015/9/8/chartex" xmlns:cx2="http://schemas.microsoft.com/office/drawing/2015/10/21/chartex" xmlns:cx3="http://schemas.microsoft.com/office/drawing/2016/5/9/chartex" xmlns:cx4="http://schemas.microsoft.com/office/drawing/2016/5/10/chartex" xmlns:cx5="http://schemas.microsoft.com/office/drawing/2016/5/11/chartex" xmlns:cx6="http://schemas.microsoft.com/office/drawing/2016/5/12/chartex" xmlns:cx7="http://schemas.microsoft.com/office/drawing/2016/5/13/chartex" xmlns:cx8="http://schemas.microsoft.com/office/drawing/2016/5/14/chartex" xmlns:mc="http://schemas.openxmlformats.org/markup-compatibility/2006" xmlns:aink="http://schemas.microsoft.com/office/drawing/2016/ink" xmlns:am3d="http://schemas.microsoft.com/office/drawing/2017/model3d" xmlns:o="urn:schemas-microsoft-com:office:office" xmlns:oel="http://schemas.microsoft.com/office/2019/extlst" xmlns:r="http://schemas.openxmlformats.org/officeDocument/2006/relationships" xmlns:m="http://schemas.openxmlformats.org/officeDocument/2006/math" xmlns:v="urn:schemas-microsoft-com:vml" xmlns:wp14="http://schemas.microsoft.com/office/word/2010/wordprocessingDrawing" xmlns:wp="http://schemas.openxmlformats.org/drawingml/2006/wordprocessingDrawing" xmlns:w10="urn:schemas-microsoft-com:office:word" xmlns:w="http://schemas.openxmlformats.org/wordprocessingml/2006/main" xmlns:w14="http://schemas.microsoft.com/office/word/2010/wordml" xmlns:w15="http://schemas.microsoft.com/office/word/2012/wordml" xmlns:w16cex="http://schemas.microsoft.com/office/word/2018/wordml/cex" xmlns:w16cid="http://schemas.microsoft.com/office/word/2016/wordml/cid" xmlns:w16="http://schemas.microsoft.com/office/word/2018/wordml" xmlns:w16du="http://schemas.microsoft.com/office/word/2023/wordml/word16du" xmlns:w16sdtdh="http://schemas.microsoft.com/office/word/2020/wordml/sdtdatahash" xmlns:w16se="http://schemas.microsoft.com/office/word/2015/wordml/symex" xmlns:wpg="http://schemas.microsoft.com/office/word/2010/wordprocessingGroup" xmlns:wpi="http://schemas.microsoft.com/office/word/2010/wordprocessingInk" xmlns:wne="http://schemas.microsoft.com/office/word/2006/wordml" xmlns:wps="http://schemas.microsoft.com/office/word/2010/wordprocessingShape" mc:Ignorable="w14 w15 w16se w16cid w16 w16cex w16sdtdh w16du wp14">
   <w:endnote w:type="separator" w:id="-1">
     <w:p>
       <w:pPr>
@@ -1326,7 +2428,7 @@
 </file>
 
 <file path=word/footnotes.xml><?xml version="1.0" encoding="utf-8"?>
-<w:footnotes xmlns:wpc="http://schemas.microsoft.com/office/word/2010/wordprocessingCanvas" xmlns:cx="http://schemas.microsoft.com/office/drawing/2014/chartex" xmlns:cx1="http://schemas.microsoft.com/office/drawing/2015/9/8/chartex" xmlns:cx2="http://schemas.microsoft.com/office/drawing/2015/10/21/chartex" xmlns:cx3="http://schemas.microsoft.com/office/drawing/2016/5/9/chartex" xmlns:cx4="http://schemas.microsoft.com/office/drawing/2016/5/10/chartex" xmlns:cx5="http://schemas.microsoft.com/office/drawing/2016/5/11/chartex" xmlns:cx6="http://schemas.microsoft.com/office/drawing/2016/5/12/chartex" xmlns:cx7="http://schemas.microsoft.com/office/drawing/2016/5/13/chartex" xmlns:cx8="http://schemas.microsoft.com/office/drawing/2016/5/14/chartex" xmlns:mc="http://schemas.openxmlformats.org/markup-compatibility/2006" xmlns:aink="http://schemas.microsoft.com/office/drawing/2016/ink" xmlns:am3d="http://schemas.microsoft.com/office/drawing/2017/model3d" xmlns:o="urn:schemas-microsoft-com:office:office" xmlns:r="http://schemas.openxmlformats.org/officeDocument/2006/relationships" xmlns:m="http://schemas.openxmlformats.org/officeDocument/2006/math" xmlns:v="urn:schemas-microsoft-com:vml" xmlns:wp14="http://schemas.microsoft.com/office/word/2010/wordprocessingDrawing" xmlns:wp="http://schemas.openxmlformats.org/drawingml/2006/wordprocessingDrawing" xmlns:w10="urn:schemas-microsoft-com:office:word" xmlns:w="http://schemas.openxmlformats.org/wordprocessingml/2006/main" xmlns:w14="http://schemas.microsoft.com/office/word/2010/wordml" xmlns:w15="http://schemas.microsoft.com/office/word/2012/wordml" xmlns:w16cex="http://schemas.microsoft.com/office/word/2018/wordml/cex" xmlns:w16cid="http://schemas.microsoft.com/office/word/2016/wordml/cid" xmlns:w16="http://schemas.microsoft.com/office/word/2018/wordml" xmlns:w16sdtdh="http://schemas.microsoft.com/office/word/2020/wordml/sdtdatahash" xmlns:w16se="http://schemas.microsoft.com/office/word/2015/wordml/symex" xmlns:wpg="http://schemas.microsoft.com/office/word/2010/wordprocessingGroup" xmlns:wpi="http://schemas.microsoft.com/office/word/2010/wordprocessingInk" xmlns:wne="http://schemas.microsoft.com/office/word/2006/wordml" xmlns:wps="http://schemas.microsoft.com/office/word/2010/wordprocessingShape" mc:Ignorable="w14 w15 w16se w16cid w16 w16cex w16sdtdh wp14">
+<w:footnotes xmlns:wpc="http://schemas.microsoft.com/office/word/2010/wordprocessingCanvas" xmlns:cx="http://schemas.microsoft.com/office/drawing/2014/chartex" xmlns:cx1="http://schemas.microsoft.com/office/drawing/2015/9/8/chartex" xmlns:cx2="http://schemas.microsoft.com/office/drawing/2015/10/21/chartex" xmlns:cx3="http://schemas.microsoft.com/office/drawing/2016/5/9/chartex" xmlns:cx4="http://schemas.microsoft.com/office/drawing/2016/5/10/chartex" xmlns:cx5="http://schemas.microsoft.com/office/drawing/2016/5/11/chartex" xmlns:cx6="http://schemas.microsoft.com/office/drawing/2016/5/12/chartex" xmlns:cx7="http://schemas.microsoft.com/office/drawing/2016/5/13/chartex" xmlns:cx8="http://schemas.microsoft.com/office/drawing/2016/5/14/chartex" xmlns:mc="http://schemas.openxmlformats.org/markup-compatibility/2006" xmlns:aink="http://schemas.microsoft.com/office/drawing/2016/ink" xmlns:am3d="http://schemas.microsoft.com/office/drawing/2017/model3d" xmlns:o="urn:schemas-microsoft-com:office:office" xmlns:oel="http://schemas.microsoft.com/office/2019/extlst" xmlns:r="http://schemas.openxmlformats.org/officeDocument/2006/relationships" xmlns:m="http://schemas.openxmlformats.org/officeDocument/2006/math" xmlns:v="urn:schemas-microsoft-com:vml" xmlns:wp14="http://schemas.microsoft.com/office/word/2010/wordprocessingDrawing" xmlns:wp="http://schemas.openxmlformats.org/drawingml/2006/wordprocessingDrawing" xmlns:w10="urn:schemas-microsoft-com:office:word" xmlns:w="http://schemas.openxmlformats.org/wordprocessingml/2006/main" xmlns:w14="http://schemas.microsoft.com/office/word/2010/wordml" xmlns:w15="http://schemas.microsoft.com/office/word/2012/wordml" xmlns:w16cex="http://schemas.microsoft.com/office/word/2018/wordml/cex" xmlns:w16cid="http://schemas.microsoft.com/office/word/2016/wordml/cid" xmlns:w16="http://schemas.microsoft.com/office/word/2018/wordml" xmlns:w16du="http://schemas.microsoft.com/office/word/2023/wordml/word16du" xmlns:w16sdtdh="http://schemas.microsoft.com/office/word/2020/wordml/sdtdatahash" xmlns:w16se="http://schemas.microsoft.com/office/word/2015/wordml/symex" xmlns:wpg="http://schemas.microsoft.com/office/word/2010/wordprocessingGroup" xmlns:wpi="http://schemas.microsoft.com/office/word/2010/wordprocessingInk" xmlns:wne="http://schemas.microsoft.com/office/word/2006/wordml" xmlns:wps="http://schemas.microsoft.com/office/word/2010/wordprocessingShape" mc:Ignorable="w14 w15 w16se w16cid w16 w16cex w16sdtdh w16du wp14">
   <w:footnote w:type="separator" w:id="-1">
     <w:p>
       <w:pPr>
@@ -1351,7 +2453,7 @@
 </file>
 
 <file path=word/numbering.xml><?xml version="1.0" encoding="utf-8"?>
-<w:numbering xmlns:wpc="http://schemas.microsoft.com/office/word/2010/wordprocessingCanvas" xmlns:cx="http://schemas.microsoft.com/office/drawing/2014/chartex" xmlns:cx1="http://schemas.microsoft.com/office/drawing/2015/9/8/chartex" xmlns:cx2="http://schemas.microsoft.com/office/drawing/2015/10/21/chartex" xmlns:cx3="http://schemas.microsoft.com/office/drawing/2016/5/9/chartex" xmlns:cx4="http://schemas.microsoft.com/office/drawing/2016/5/10/chartex" xmlns:cx5="http://schemas.microsoft.com/office/drawing/2016/5/11/chartex" xmlns:cx6="http://schemas.microsoft.com/office/drawing/2016/5/12/chartex" xmlns:cx7="http://schemas.microsoft.com/office/drawing/2016/5/13/chartex" xmlns:cx8="http://schemas.microsoft.com/office/drawing/2016/5/14/chartex" xmlns:mc="http://schemas.openxmlformats.org/markup-compatibility/2006" xmlns:aink="http://schemas.microsoft.com/office/drawing/2016/ink" xmlns:am3d="http://schemas.microsoft.com/office/drawing/2017/model3d" xmlns:o="urn:schemas-microsoft-com:office:office" xmlns:r="http://schemas.openxmlformats.org/officeDocument/2006/relationships" xmlns:m="http://schemas.openxmlformats.org/officeDocument/2006/math" xmlns:v="urn:schemas-microsoft-com:vml" xmlns:wp14="http://schemas.microsoft.com/office/word/2010/wordprocessingDrawing" xmlns:wp="http://schemas.openxmlformats.org/drawingml/2006/wordprocessingDrawing" xmlns:w10="urn:schemas-microsoft-com:office:word" xmlns:w="http://schemas.openxmlformats.org/wordprocessingml/2006/main" xmlns:w14="http://schemas.microsoft.com/office/word/2010/wordml" xmlns:w15="http://schemas.microsoft.com/office/word/2012/wordml" xmlns:w16cex="http://schemas.microsoft.com/office/word/2018/wordml/cex" xmlns:w16cid="http://schemas.microsoft.com/office/word/2016/wordml/cid" xmlns:w16="http://schemas.microsoft.com/office/word/2018/wordml" xmlns:w16sdtdh="http://schemas.microsoft.com/office/word/2020/wordml/sdtdatahash" xmlns:w16se="http://schemas.microsoft.com/office/word/2015/wordml/symex" xmlns:wpg="http://schemas.microsoft.com/office/word/2010/wordprocessingGroup" xmlns:wpi="http://schemas.microsoft.com/office/word/2010/wordprocessingInk" xmlns:wne="http://schemas.microsoft.com/office/word/2006/wordml" xmlns:wps="http://schemas.microsoft.com/office/word/2010/wordprocessingShape" mc:Ignorable="w14 w15 w16se w16cid w16 w16cex w16sdtdh wp14">
+<w:numbering xmlns:wpc="http://schemas.microsoft.com/office/word/2010/wordprocessingCanvas" xmlns:cx="http://schemas.microsoft.com/office/drawing/2014/chartex" xmlns:cx1="http://schemas.microsoft.com/office/drawing/2015/9/8/chartex" xmlns:cx2="http://schemas.microsoft.com/office/drawing/2015/10/21/chartex" xmlns:cx3="http://schemas.microsoft.com/office/drawing/2016/5/9/chartex" xmlns:cx4="http://schemas.microsoft.com/office/drawing/2016/5/10/chartex" xmlns:cx5="http://schemas.microsoft.com/office/drawing/2016/5/11/chartex" xmlns:cx6="http://schemas.microsoft.com/office/drawing/2016/5/12/chartex" xmlns:cx7="http://schemas.microsoft.com/office/drawing/2016/5/13/chartex" xmlns:cx8="http://schemas.microsoft.com/office/drawing/2016/5/14/chartex" xmlns:mc="http://schemas.openxmlformats.org/markup-compatibility/2006" xmlns:aink="http://schemas.microsoft.com/office/drawing/2016/ink" xmlns:am3d="http://schemas.microsoft.com/office/drawing/2017/model3d" xmlns:o="urn:schemas-microsoft-com:office:office" xmlns:oel="http://schemas.microsoft.com/office/2019/extlst" xmlns:r="http://schemas.openxmlformats.org/officeDocument/2006/relationships" xmlns:m="http://schemas.openxmlformats.org/officeDocument/2006/math" xmlns:v="urn:schemas-microsoft-com:vml" xmlns:wp14="http://schemas.microsoft.com/office/word/2010/wordprocessingDrawing" xmlns:wp="http://schemas.openxmlformats.org/drawingml/2006/wordprocessingDrawing" xmlns:w10="urn:schemas-microsoft-com:office:word" xmlns:w="http://schemas.openxmlformats.org/wordprocessingml/2006/main" xmlns:w14="http://schemas.microsoft.com/office/word/2010/wordml" xmlns:w15="http://schemas.microsoft.com/office/word/2012/wordml" xmlns:w16cex="http://schemas.microsoft.com/office/word/2018/wordml/cex" xmlns:w16cid="http://schemas.microsoft.com/office/word/2016/wordml/cid" xmlns:w16="http://schemas.microsoft.com/office/word/2018/wordml" xmlns:w16du="http://schemas.microsoft.com/office/word/2023/wordml/word16du" xmlns:w16sdtdh="http://schemas.microsoft.com/office/word/2020/wordml/sdtdatahash" xmlns:w16se="http://schemas.microsoft.com/office/word/2015/wordml/symex" xmlns:wpg="http://schemas.microsoft.com/office/word/2010/wordprocessingGroup" xmlns:wpi="http://schemas.microsoft.com/office/word/2010/wordprocessingInk" xmlns:wne="http://schemas.microsoft.com/office/word/2006/wordml" xmlns:wps="http://schemas.microsoft.com/office/word/2010/wordprocessingShape" mc:Ignorable="w14 w15 w16se w16cid w16 w16cex w16sdtdh w16du wp14">
   <w:abstractNum w:abstractNumId="0" w15:restartNumberingAfterBreak="0">
     <w:nsid w:val="05762110"/>
     <w:multiLevelType w:val="hybridMultilevel"/>
@@ -1468,11 +2570,11 @@
   <w:abstractNum w:abstractNumId="1" w15:restartNumberingAfterBreak="0">
     <w:nsid w:val="1135407C"/>
     <w:multiLevelType w:val="hybridMultilevel"/>
-    <w:tmpl w:val="08CCC6BE"/>
-    <w:lvl w:ilvl="0" w:tplc="15744D3A">
+    <w:tmpl w:val="2E08301E"/>
+    <w:lvl w:ilvl="0" w:tplc="5108018C">
       <w:start w:val="1"/>
       <w:numFmt w:val="decimal"/>
-      <w:lvlText w:val="%1-"/>
+      <w:lvlText w:val="%1."/>
       <w:lvlJc w:val="left"/>
       <w:pPr>
         <w:ind w:left="720" w:hanging="360"/>
@@ -2531,6 +3633,95 @@
     </w:lvl>
   </w:abstractNum>
   <w:abstractNum w:abstractNumId="13" w15:restartNumberingAfterBreak="0">
+    <w:nsid w:val="73636C03"/>
+    <w:multiLevelType w:val="hybridMultilevel"/>
+    <w:tmpl w:val="1018B9FE"/>
+    <w:lvl w:ilvl="0" w:tplc="5108018C">
+      <w:start w:val="1"/>
+      <w:numFmt w:val="decimal"/>
+      <w:lvlText w:val="%1."/>
+      <w:lvlJc w:val="left"/>
+      <w:pPr>
+        <w:ind w:left="1080" w:hanging="360"/>
+      </w:pPr>
+      <w:rPr>
+        <w:rFonts w:asciiTheme="minorHAnsi" w:eastAsiaTheme="minorHAnsi" w:hAnsiTheme="minorHAnsi" w:cstheme="minorBidi"/>
+      </w:rPr>
+    </w:lvl>
+    <w:lvl w:ilvl="1" w:tplc="04090019" w:tentative="1">
+      <w:start w:val="1"/>
+      <w:numFmt w:val="lowerLetter"/>
+      <w:lvlText w:val="%2."/>
+      <w:lvlJc w:val="left"/>
+      <w:pPr>
+        <w:ind w:left="1800" w:hanging="360"/>
+      </w:pPr>
+    </w:lvl>
+    <w:lvl w:ilvl="2" w:tplc="0409001B" w:tentative="1">
+      <w:start w:val="1"/>
+      <w:numFmt w:val="lowerRoman"/>
+      <w:lvlText w:val="%3."/>
+      <w:lvlJc w:val="right"/>
+      <w:pPr>
+        <w:ind w:left="2520" w:hanging="180"/>
+      </w:pPr>
+    </w:lvl>
+    <w:lvl w:ilvl="3" w:tplc="0409000F" w:tentative="1">
+      <w:start w:val="1"/>
+      <w:numFmt w:val="decimal"/>
+      <w:lvlText w:val="%4."/>
+      <w:lvlJc w:val="left"/>
+      <w:pPr>
+        <w:ind w:left="3240" w:hanging="360"/>
+      </w:pPr>
+    </w:lvl>
+    <w:lvl w:ilvl="4" w:tplc="04090019" w:tentative="1">
+      <w:start w:val="1"/>
+      <w:numFmt w:val="lowerLetter"/>
+      <w:lvlText w:val="%5."/>
+      <w:lvlJc w:val="left"/>
+      <w:pPr>
+        <w:ind w:left="3960" w:hanging="360"/>
+      </w:pPr>
+    </w:lvl>
+    <w:lvl w:ilvl="5" w:tplc="0409001B" w:tentative="1">
+      <w:start w:val="1"/>
+      <w:numFmt w:val="lowerRoman"/>
+      <w:lvlText w:val="%6."/>
+      <w:lvlJc w:val="right"/>
+      <w:pPr>
+        <w:ind w:left="4680" w:hanging="180"/>
+      </w:pPr>
+    </w:lvl>
+    <w:lvl w:ilvl="6" w:tplc="0409000F" w:tentative="1">
+      <w:start w:val="1"/>
+      <w:numFmt w:val="decimal"/>
+      <w:lvlText w:val="%7."/>
+      <w:lvlJc w:val="left"/>
+      <w:pPr>
+        <w:ind w:left="5400" w:hanging="360"/>
+      </w:pPr>
+    </w:lvl>
+    <w:lvl w:ilvl="7" w:tplc="04090019" w:tentative="1">
+      <w:start w:val="1"/>
+      <w:numFmt w:val="lowerLetter"/>
+      <w:lvlText w:val="%8."/>
+      <w:lvlJc w:val="left"/>
+      <w:pPr>
+        <w:ind w:left="6120" w:hanging="360"/>
+      </w:pPr>
+    </w:lvl>
+    <w:lvl w:ilvl="8" w:tplc="0409001B" w:tentative="1">
+      <w:start w:val="1"/>
+      <w:numFmt w:val="lowerRoman"/>
+      <w:lvlText w:val="%9."/>
+      <w:lvlJc w:val="right"/>
+      <w:pPr>
+        <w:ind w:left="6840" w:hanging="180"/>
+      </w:pPr>
+    </w:lvl>
+  </w:abstractNum>
+  <w:abstractNum w:abstractNumId="14" w15:restartNumberingAfterBreak="0">
     <w:nsid w:val="78C16569"/>
     <w:multiLevelType w:val="hybridMultilevel"/>
     <w:tmpl w:val="E468168C"/>
@@ -2619,53 +3810,56 @@
       </w:pPr>
     </w:lvl>
   </w:abstractNum>
-  <w:num w:numId="1">
+  <w:num w:numId="1" w16cid:durableId="1211188073">
     <w:abstractNumId w:val="1"/>
   </w:num>
-  <w:num w:numId="2">
+  <w:num w:numId="2" w16cid:durableId="552039734">
     <w:abstractNumId w:val="8"/>
   </w:num>
-  <w:num w:numId="3">
+  <w:num w:numId="3" w16cid:durableId="1976979752">
     <w:abstractNumId w:val="12"/>
   </w:num>
-  <w:num w:numId="4">
+  <w:num w:numId="4" w16cid:durableId="1409771167">
     <w:abstractNumId w:val="0"/>
   </w:num>
-  <w:num w:numId="5">
+  <w:num w:numId="5" w16cid:durableId="816993646">
     <w:abstractNumId w:val="7"/>
   </w:num>
-  <w:num w:numId="6">
+  <w:num w:numId="6" w16cid:durableId="236794293">
     <w:abstractNumId w:val="6"/>
   </w:num>
-  <w:num w:numId="7">
-    <w:abstractNumId w:val="13"/>
+  <w:num w:numId="7" w16cid:durableId="1727602531">
+    <w:abstractNumId w:val="14"/>
   </w:num>
-  <w:num w:numId="8">
+  <w:num w:numId="8" w16cid:durableId="357511738">
     <w:abstractNumId w:val="5"/>
   </w:num>
-  <w:num w:numId="9">
+  <w:num w:numId="9" w16cid:durableId="716322797">
     <w:abstractNumId w:val="11"/>
   </w:num>
-  <w:num w:numId="10">
+  <w:num w:numId="10" w16cid:durableId="1529180176">
     <w:abstractNumId w:val="4"/>
   </w:num>
-  <w:num w:numId="11">
+  <w:num w:numId="11" w16cid:durableId="811290411">
     <w:abstractNumId w:val="2"/>
   </w:num>
-  <w:num w:numId="12">
+  <w:num w:numId="12" w16cid:durableId="1819418187">
     <w:abstractNumId w:val="3"/>
   </w:num>
-  <w:num w:numId="13">
+  <w:num w:numId="13" w16cid:durableId="1500778331">
     <w:abstractNumId w:val="10"/>
   </w:num>
-  <w:num w:numId="14">
+  <w:num w:numId="14" w16cid:durableId="2104573079">
     <w:abstractNumId w:val="9"/>
+  </w:num>
+  <w:num w:numId="15" w16cid:durableId="1445419857">
+    <w:abstractNumId w:val="13"/>
   </w:num>
 </w:numbering>
 </file>
 
 <file path=word/styles.xml><?xml version="1.0" encoding="utf-8"?>
-<w:styles xmlns:mc="http://schemas.openxmlformats.org/markup-compatibility/2006" xmlns:r="http://schemas.openxmlformats.org/officeDocument/2006/relationships" xmlns:w="http://schemas.openxmlformats.org/wordprocessingml/2006/main" xmlns:w14="http://schemas.microsoft.com/office/word/2010/wordml" xmlns:w15="http://schemas.microsoft.com/office/word/2012/wordml" xmlns:w16cex="http://schemas.microsoft.com/office/word/2018/wordml/cex" xmlns:w16cid="http://schemas.microsoft.com/office/word/2016/wordml/cid" xmlns:w16="http://schemas.microsoft.com/office/word/2018/wordml" xmlns:w16sdtdh="http://schemas.microsoft.com/office/word/2020/wordml/sdtdatahash" xmlns:w16se="http://schemas.microsoft.com/office/word/2015/wordml/symex" mc:Ignorable="w14 w15 w16se w16cid w16 w16cex w16sdtdh">
+<w:styles xmlns:mc="http://schemas.openxmlformats.org/markup-compatibility/2006" xmlns:r="http://schemas.openxmlformats.org/officeDocument/2006/relationships" xmlns:w="http://schemas.openxmlformats.org/wordprocessingml/2006/main" xmlns:w14="http://schemas.microsoft.com/office/word/2010/wordml" xmlns:w15="http://schemas.microsoft.com/office/word/2012/wordml" xmlns:w16cex="http://schemas.microsoft.com/office/word/2018/wordml/cex" xmlns:w16cid="http://schemas.microsoft.com/office/word/2016/wordml/cid" xmlns:w16="http://schemas.microsoft.com/office/word/2018/wordml" xmlns:w16du="http://schemas.microsoft.com/office/word/2023/wordml/word16du" xmlns:w16sdtdh="http://schemas.microsoft.com/office/word/2020/wordml/sdtdatahash" xmlns:w16se="http://schemas.microsoft.com/office/word/2015/wordml/symex" mc:Ignorable="w14 w15 w16se w16cid w16 w16cex w16sdtdh w16du">
   <w:docDefaults>
     <w:rPrDefault>
       <w:rPr>
@@ -3165,6 +4359,29 @@
     <w:uiPriority w:val="99"/>
     <w:rsid w:val="00D8376D"/>
   </w:style>
+  <w:style w:type="paragraph" w:styleId="NoSpacing">
+    <w:name w:val="No Spacing"/>
+    <w:link w:val="NoSpacingChar"/>
+    <w:uiPriority w:val="1"/>
+    <w:qFormat/>
+    <w:rsid w:val="0033601E"/>
+    <w:pPr>
+      <w:spacing w:after="0" w:line="240" w:lineRule="auto"/>
+    </w:pPr>
+    <w:rPr>
+      <w:rFonts w:eastAsiaTheme="minorEastAsia"/>
+    </w:rPr>
+  </w:style>
+  <w:style w:type="character" w:customStyle="1" w:styleId="NoSpacingChar">
+    <w:name w:val="No Spacing Char"/>
+    <w:basedOn w:val="DefaultParagraphFont"/>
+    <w:link w:val="NoSpacing"/>
+    <w:uiPriority w:val="1"/>
+    <w:rsid w:val="0033601E"/>
+    <w:rPr>
+      <w:rFonts w:eastAsiaTheme="minorEastAsia"/>
+    </w:rPr>
+  </w:style>
 </w:styles>
 </file>
 
